--- a/report/Data-Visualisation-Project-Report.docx
+++ b/report/Data-Visualisation-Project-Report.docx
@@ -567,6 +567,24 @@
               <w:t>Data Visualisation</w:t>
             </w:r>
           </w:p>
+          <w:p>
+            <w:pPr>
+              <w:jc w:val="both"/>
+              <w:rPr>
+                <w:rFonts w:ascii="Arial" w:hAnsi="Arial" w:cs="Arial"/>
+                <w:sz w:val="22"/>
+                <w:szCs w:val="22"/>
+              </w:rPr>
+            </w:pPr>
+            <w:r>
+              <w:rPr>
+                <w:rFonts w:ascii="Arial" w:hAnsi="Arial" w:cs="Arial"/>
+                <w:sz w:val="22"/>
+                <w:szCs w:val="22"/>
+              </w:rPr>
+              <w:t>(AL_KSAIM_9_1) 29448</w:t>
+            </w:r>
+          </w:p>
         </w:tc>
       </w:tr>
       <w:tr>
@@ -712,6 +730,16 @@
               </w:rPr>
               <w:t>Argentina</w:t>
             </w:r>
+          </w:p>
+          <w:p>
+            <w:pPr>
+              <w:jc w:val="both"/>
+              <w:rPr>
+                <w:rFonts w:ascii="Arial" w:hAnsi="Arial" w:cs="Arial"/>
+                <w:sz w:val="22"/>
+                <w:szCs w:val="22"/>
+              </w:rPr>
+            </w:pPr>
           </w:p>
           <w:p>
             <w:pPr>
@@ -1096,7 +1124,7 @@
           <w:r>
             <w:fldChar w:fldCharType="separate"/>
           </w:r>
-          <w:hyperlink w:anchor="_Toc226460195" w:history="1">
+          <w:hyperlink w:anchor="_Toc226470969" w:history="1">
             <w:r>
               <w:rPr>
                 <w:rStyle w:val="Hyperlink"/>
@@ -1123,7 +1151,77 @@
                 <w:noProof/>
                 <w:webHidden/>
               </w:rPr>
-              <w:instrText xml:space="preserve"> PAGEREF _Toc226460195 \h </w:instrText>
+              <w:instrText xml:space="preserve"> PAGEREF _Toc226470969 \h </w:instrText>
+            </w:r>
+            <w:r>
+              <w:rPr>
+                <w:noProof/>
+                <w:webHidden/>
+              </w:rPr>
+            </w:r>
+            <w:r>
+              <w:rPr>
+                <w:noProof/>
+                <w:webHidden/>
+              </w:rPr>
+              <w:fldChar w:fldCharType="separate"/>
+            </w:r>
+            <w:r>
+              <w:rPr>
+                <w:noProof/>
+                <w:webHidden/>
+              </w:rPr>
+              <w:t>4</w:t>
+            </w:r>
+            <w:r>
+              <w:rPr>
+                <w:noProof/>
+                <w:webHidden/>
+              </w:rPr>
+              <w:fldChar w:fldCharType="end"/>
+            </w:r>
+          </w:hyperlink>
+        </w:p>
+        <w:p>
+          <w:pPr>
+            <w:pStyle w:val="TOC1"/>
+            <w:tabs>
+              <w:tab w:val="right" w:leader="dot" w:pos="9016"/>
+            </w:tabs>
+            <w:rPr>
+              <w:rFonts w:eastAsiaTheme="minorEastAsia"/>
+              <w:noProof/>
+              <w:lang w:eastAsia="en-GB"/>
+            </w:rPr>
+          </w:pPr>
+          <w:hyperlink w:anchor="_Toc226470970" w:history="1">
+            <w:r>
+              <w:rPr>
+                <w:rStyle w:val="Hyperlink"/>
+                <w:noProof/>
+              </w:rPr>
+              <w:t>List of Tables</w:t>
+            </w:r>
+            <w:r>
+              <w:rPr>
+                <w:noProof/>
+                <w:webHidden/>
+              </w:rPr>
+              <w:tab/>
+            </w:r>
+            <w:r>
+              <w:rPr>
+                <w:noProof/>
+                <w:webHidden/>
+              </w:rPr>
+              <w:fldChar w:fldCharType="begin"/>
+            </w:r>
+            <w:r>
+              <w:rPr>
+                <w:noProof/>
+                <w:webHidden/>
+              </w:rPr>
+              <w:instrText xml:space="preserve"> PAGEREF _Toc226470970 \h </w:instrText>
             </w:r>
             <w:r>
               <w:rPr>
@@ -1167,7 +1265,7 @@
               <w:lang w:eastAsia="en-GB"/>
             </w:rPr>
           </w:pPr>
-          <w:hyperlink w:anchor="_Toc226460196" w:history="1">
+          <w:hyperlink w:anchor="_Toc226470971" w:history="1">
             <w:r>
               <w:rPr>
                 <w:rStyle w:val="Hyperlink"/>
@@ -1209,7 +1307,7 @@
                 <w:noProof/>
                 <w:webHidden/>
               </w:rPr>
-              <w:instrText xml:space="preserve"> PAGEREF _Toc226460196 \h </w:instrText>
+              <w:instrText xml:space="preserve"> PAGEREF _Toc226470971 \h </w:instrText>
             </w:r>
             <w:r>
               <w:rPr>
@@ -1253,7 +1351,7 @@
               <w:lang w:eastAsia="en-GB"/>
             </w:rPr>
           </w:pPr>
-          <w:hyperlink w:anchor="_Toc226460197" w:history="1">
+          <w:hyperlink w:anchor="_Toc226470972" w:history="1">
             <w:r>
               <w:rPr>
                 <w:rStyle w:val="Hyperlink"/>
@@ -1295,7 +1393,7 @@
                 <w:noProof/>
                 <w:webHidden/>
               </w:rPr>
-              <w:instrText xml:space="preserve"> PAGEREF _Toc226460197 \h </w:instrText>
+              <w:instrText xml:space="preserve"> PAGEREF _Toc226470972 \h </w:instrText>
             </w:r>
             <w:r>
               <w:rPr>
@@ -1339,7 +1437,7 @@
               <w:lang w:eastAsia="en-GB"/>
             </w:rPr>
           </w:pPr>
-          <w:hyperlink w:anchor="_Toc226460198" w:history="1">
+          <w:hyperlink w:anchor="_Toc226470973" w:history="1">
             <w:r>
               <w:rPr>
                 <w:rStyle w:val="Hyperlink"/>
@@ -1381,7 +1479,7 @@
                 <w:noProof/>
                 <w:webHidden/>
               </w:rPr>
-              <w:instrText xml:space="preserve"> PAGEREF _Toc226460198 \h </w:instrText>
+              <w:instrText xml:space="preserve"> PAGEREF _Toc226470973 \h </w:instrText>
             </w:r>
             <w:r>
               <w:rPr>
@@ -1425,7 +1523,7 @@
               <w:lang w:eastAsia="en-GB"/>
             </w:rPr>
           </w:pPr>
-          <w:hyperlink w:anchor="_Toc226460199" w:history="1">
+          <w:hyperlink w:anchor="_Toc226470974" w:history="1">
             <w:r>
               <w:rPr>
                 <w:rStyle w:val="Hyperlink"/>
@@ -1467,7 +1565,7 @@
                 <w:noProof/>
                 <w:webHidden/>
               </w:rPr>
-              <w:instrText xml:space="preserve"> PAGEREF _Toc226460199 \h </w:instrText>
+              <w:instrText xml:space="preserve"> PAGEREF _Toc226470974 \h </w:instrText>
             </w:r>
             <w:r>
               <w:rPr>
@@ -1511,7 +1609,7 @@
               <w:lang w:eastAsia="en-GB"/>
             </w:rPr>
           </w:pPr>
-          <w:hyperlink w:anchor="_Toc226460200" w:history="1">
+          <w:hyperlink w:anchor="_Toc226470975" w:history="1">
             <w:r>
               <w:rPr>
                 <w:rStyle w:val="Hyperlink"/>
@@ -1553,7 +1651,77 @@
                 <w:noProof/>
                 <w:webHidden/>
               </w:rPr>
-              <w:instrText xml:space="preserve"> PAGEREF _Toc226460200 \h </w:instrText>
+              <w:instrText xml:space="preserve"> PAGEREF _Toc226470975 \h </w:instrText>
+            </w:r>
+            <w:r>
+              <w:rPr>
+                <w:noProof/>
+                <w:webHidden/>
+              </w:rPr>
+            </w:r>
+            <w:r>
+              <w:rPr>
+                <w:noProof/>
+                <w:webHidden/>
+              </w:rPr>
+              <w:fldChar w:fldCharType="separate"/>
+            </w:r>
+            <w:r>
+              <w:rPr>
+                <w:noProof/>
+                <w:webHidden/>
+              </w:rPr>
+              <w:t>6</w:t>
+            </w:r>
+            <w:r>
+              <w:rPr>
+                <w:noProof/>
+                <w:webHidden/>
+              </w:rPr>
+              <w:fldChar w:fldCharType="end"/>
+            </w:r>
+          </w:hyperlink>
+        </w:p>
+        <w:p>
+          <w:pPr>
+            <w:pStyle w:val="TOC3"/>
+            <w:tabs>
+              <w:tab w:val="right" w:leader="dot" w:pos="9016"/>
+            </w:tabs>
+            <w:rPr>
+              <w:rFonts w:eastAsiaTheme="minorEastAsia"/>
+              <w:noProof/>
+              <w:lang w:eastAsia="en-GB"/>
+            </w:rPr>
+          </w:pPr>
+          <w:hyperlink w:anchor="_Toc226470976" w:history="1">
+            <w:r>
+              <w:rPr>
+                <w:rStyle w:val="Hyperlink"/>
+                <w:noProof/>
+              </w:rPr>
+              <w:t>2.2.1 Indicators used in the Dashboard</w:t>
+            </w:r>
+            <w:r>
+              <w:rPr>
+                <w:noProof/>
+                <w:webHidden/>
+              </w:rPr>
+              <w:tab/>
+            </w:r>
+            <w:r>
+              <w:rPr>
+                <w:noProof/>
+                <w:webHidden/>
+              </w:rPr>
+              <w:fldChar w:fldCharType="begin"/>
+            </w:r>
+            <w:r>
+              <w:rPr>
+                <w:noProof/>
+                <w:webHidden/>
+              </w:rPr>
+              <w:instrText xml:space="preserve"> PAGEREF _Toc226470976 \h </w:instrText>
             </w:r>
             <w:r>
               <w:rPr>
@@ -1597,7 +1765,7 @@
               <w:lang w:eastAsia="en-GB"/>
             </w:rPr>
           </w:pPr>
-          <w:hyperlink w:anchor="_Toc226460201" w:history="1">
+          <w:hyperlink w:anchor="_Toc226470977" w:history="1">
             <w:r>
               <w:rPr>
                 <w:rStyle w:val="Hyperlink"/>
@@ -1639,7 +1807,7 @@
                 <w:noProof/>
                 <w:webHidden/>
               </w:rPr>
-              <w:instrText xml:space="preserve"> PAGEREF _Toc226460201 \h </w:instrText>
+              <w:instrText xml:space="preserve"> PAGEREF _Toc226470977 \h </w:instrText>
             </w:r>
             <w:r>
               <w:rPr>
@@ -1683,7 +1851,7 @@
               <w:lang w:eastAsia="en-GB"/>
             </w:rPr>
           </w:pPr>
-          <w:hyperlink w:anchor="_Toc226460202" w:history="1">
+          <w:hyperlink w:anchor="_Toc226470978" w:history="1">
             <w:r>
               <w:rPr>
                 <w:rStyle w:val="Hyperlink"/>
@@ -1725,7 +1893,7 @@
                 <w:noProof/>
                 <w:webHidden/>
               </w:rPr>
-              <w:instrText xml:space="preserve"> PAGEREF _Toc226460202 \h </w:instrText>
+              <w:instrText xml:space="preserve"> PAGEREF _Toc226470978 \h </w:instrText>
             </w:r>
             <w:r>
               <w:rPr>
@@ -1769,7 +1937,7 @@
               <w:lang w:eastAsia="en-GB"/>
             </w:rPr>
           </w:pPr>
-          <w:hyperlink w:anchor="_Toc226460203" w:history="1">
+          <w:hyperlink w:anchor="_Toc226470979" w:history="1">
             <w:r>
               <w:rPr>
                 <w:rStyle w:val="Hyperlink"/>
@@ -1811,7 +1979,7 @@
                 <w:noProof/>
                 <w:webHidden/>
               </w:rPr>
-              <w:instrText xml:space="preserve"> PAGEREF _Toc226460203 \h </w:instrText>
+              <w:instrText xml:space="preserve"> PAGEREF _Toc226470979 \h </w:instrText>
             </w:r>
             <w:r>
               <w:rPr>
@@ -1831,7 +1999,7 @@
                 <w:noProof/>
                 <w:webHidden/>
               </w:rPr>
-              <w:t>7</w:t>
+              <w:t>8</w:t>
             </w:r>
             <w:r>
               <w:rPr>
@@ -1855,7 +2023,7 @@
               <w:lang w:eastAsia="en-GB"/>
             </w:rPr>
           </w:pPr>
-          <w:hyperlink w:anchor="_Toc226460204" w:history="1">
+          <w:hyperlink w:anchor="_Toc226470980" w:history="1">
             <w:r>
               <w:rPr>
                 <w:rStyle w:val="Hyperlink"/>
@@ -1897,7 +2065,7 @@
                 <w:noProof/>
                 <w:webHidden/>
               </w:rPr>
-              <w:instrText xml:space="preserve"> PAGEREF _Toc226460204 \h </w:instrText>
+              <w:instrText xml:space="preserve"> PAGEREF _Toc226470980 \h </w:instrText>
             </w:r>
             <w:r>
               <w:rPr>
@@ -1917,7 +2085,7 @@
                 <w:noProof/>
                 <w:webHidden/>
               </w:rPr>
-              <w:t>7</w:t>
+              <w:t>8</w:t>
             </w:r>
             <w:r>
               <w:rPr>
@@ -1941,7 +2109,7 @@
               <w:lang w:eastAsia="en-GB"/>
             </w:rPr>
           </w:pPr>
-          <w:hyperlink w:anchor="_Toc226460205" w:history="1">
+          <w:hyperlink w:anchor="_Toc226470981" w:history="1">
             <w:r>
               <w:rPr>
                 <w:rStyle w:val="Hyperlink"/>
@@ -1983,7 +2151,7 @@
                 <w:noProof/>
                 <w:webHidden/>
               </w:rPr>
-              <w:instrText xml:space="preserve"> PAGEREF _Toc226460205 \h </w:instrText>
+              <w:instrText xml:space="preserve"> PAGEREF _Toc226470981 \h </w:instrText>
             </w:r>
             <w:r>
               <w:rPr>
@@ -2027,7 +2195,7 @@
               <w:lang w:eastAsia="en-GB"/>
             </w:rPr>
           </w:pPr>
-          <w:hyperlink w:anchor="_Toc226460206" w:history="1">
+          <w:hyperlink w:anchor="_Toc226470982" w:history="1">
             <w:r>
               <w:rPr>
                 <w:rStyle w:val="Hyperlink"/>
@@ -2069,7 +2237,7 @@
                 <w:noProof/>
                 <w:webHidden/>
               </w:rPr>
-              <w:instrText xml:space="preserve"> PAGEREF _Toc226460206 \h </w:instrText>
+              <w:instrText xml:space="preserve"> PAGEREF _Toc226470982 \h </w:instrText>
             </w:r>
             <w:r>
               <w:rPr>
@@ -2113,7 +2281,7 @@
               <w:lang w:eastAsia="en-GB"/>
             </w:rPr>
           </w:pPr>
-          <w:hyperlink w:anchor="_Toc226460207" w:history="1">
+          <w:hyperlink w:anchor="_Toc226470983" w:history="1">
             <w:r>
               <w:rPr>
                 <w:rStyle w:val="Hyperlink"/>
@@ -2155,7 +2323,7 @@
                 <w:noProof/>
                 <w:webHidden/>
               </w:rPr>
-              <w:instrText xml:space="preserve"> PAGEREF _Toc226460207 \h </w:instrText>
+              <w:instrText xml:space="preserve"> PAGEREF _Toc226470983 \h </w:instrText>
             </w:r>
             <w:r>
               <w:rPr>
@@ -2175,7 +2343,7 @@
                 <w:noProof/>
                 <w:webHidden/>
               </w:rPr>
-              <w:t>9</w:t>
+              <w:t>10</w:t>
             </w:r>
             <w:r>
               <w:rPr>
@@ -2199,7 +2367,7 @@
               <w:lang w:eastAsia="en-GB"/>
             </w:rPr>
           </w:pPr>
-          <w:hyperlink w:anchor="_Toc226460208" w:history="1">
+          <w:hyperlink w:anchor="_Toc226470984" w:history="1">
             <w:r>
               <w:rPr>
                 <w:rStyle w:val="Hyperlink"/>
@@ -2241,7 +2409,7 @@
                 <w:noProof/>
                 <w:webHidden/>
               </w:rPr>
-              <w:instrText xml:space="preserve"> PAGEREF _Toc226460208 \h </w:instrText>
+              <w:instrText xml:space="preserve"> PAGEREF _Toc226470984 \h </w:instrText>
             </w:r>
             <w:r>
               <w:rPr>
@@ -2261,7 +2429,7 @@
                 <w:noProof/>
                 <w:webHidden/>
               </w:rPr>
-              <w:t>10</w:t>
+              <w:t>11</w:t>
             </w:r>
             <w:r>
               <w:rPr>
@@ -2285,7 +2453,7 @@
               <w:lang w:eastAsia="en-GB"/>
             </w:rPr>
           </w:pPr>
-          <w:hyperlink w:anchor="_Toc226460209" w:history="1">
+          <w:hyperlink w:anchor="_Toc226470985" w:history="1">
             <w:r>
               <w:rPr>
                 <w:rStyle w:val="Hyperlink"/>
@@ -2327,7 +2495,7 @@
                 <w:noProof/>
                 <w:webHidden/>
               </w:rPr>
-              <w:instrText xml:space="preserve"> PAGEREF _Toc226460209 \h </w:instrText>
+              <w:instrText xml:space="preserve"> PAGEREF _Toc226470985 \h </w:instrText>
             </w:r>
             <w:r>
               <w:rPr>
@@ -2347,7 +2515,7 @@
                 <w:noProof/>
                 <w:webHidden/>
               </w:rPr>
-              <w:t>11</w:t>
+              <w:t>12</w:t>
             </w:r>
             <w:r>
               <w:rPr>
@@ -2371,7 +2539,7 @@
               <w:lang w:eastAsia="en-GB"/>
             </w:rPr>
           </w:pPr>
-          <w:hyperlink w:anchor="_Toc226460210" w:history="1">
+          <w:hyperlink w:anchor="_Toc226470986" w:history="1">
             <w:r>
               <w:rPr>
                 <w:rStyle w:val="Hyperlink"/>
@@ -2413,7 +2581,7 @@
                 <w:noProof/>
                 <w:webHidden/>
               </w:rPr>
-              <w:instrText xml:space="preserve"> PAGEREF _Toc226460210 \h </w:instrText>
+              <w:instrText xml:space="preserve"> PAGEREF _Toc226470986 \h </w:instrText>
             </w:r>
             <w:r>
               <w:rPr>
@@ -2433,7 +2601,7 @@
                 <w:noProof/>
                 <w:webHidden/>
               </w:rPr>
-              <w:t>12</w:t>
+              <w:t>13</w:t>
             </w:r>
             <w:r>
               <w:rPr>
@@ -2457,7 +2625,7 @@
               <w:lang w:eastAsia="en-GB"/>
             </w:rPr>
           </w:pPr>
-          <w:hyperlink w:anchor="_Toc226460211" w:history="1">
+          <w:hyperlink w:anchor="_Toc226470987" w:history="1">
             <w:r>
               <w:rPr>
                 <w:rStyle w:val="Hyperlink"/>
@@ -2499,7 +2667,7 @@
                 <w:noProof/>
                 <w:webHidden/>
               </w:rPr>
-              <w:instrText xml:space="preserve"> PAGEREF _Toc226460211 \h </w:instrText>
+              <w:instrText xml:space="preserve"> PAGEREF _Toc226470987 \h </w:instrText>
             </w:r>
             <w:r>
               <w:rPr>
@@ -2519,7 +2687,7 @@
                 <w:noProof/>
                 <w:webHidden/>
               </w:rPr>
-              <w:t>13</w:t>
+              <w:t>14</w:t>
             </w:r>
             <w:r>
               <w:rPr>
@@ -2543,7 +2711,7 @@
               <w:lang w:eastAsia="en-GB"/>
             </w:rPr>
           </w:pPr>
-          <w:hyperlink w:anchor="_Toc226460212" w:history="1">
+          <w:hyperlink w:anchor="_Toc226470988" w:history="1">
             <w:r>
               <w:rPr>
                 <w:rStyle w:val="Hyperlink"/>
@@ -2585,7 +2753,7 @@
                 <w:noProof/>
                 <w:webHidden/>
               </w:rPr>
-              <w:instrText xml:space="preserve"> PAGEREF _Toc226460212 \h </w:instrText>
+              <w:instrText xml:space="preserve"> PAGEREF _Toc226470988 \h </w:instrText>
             </w:r>
             <w:r>
               <w:rPr>
@@ -2605,7 +2773,7 @@
                 <w:noProof/>
                 <w:webHidden/>
               </w:rPr>
-              <w:t>14</w:t>
+              <w:t>15</w:t>
             </w:r>
             <w:r>
               <w:rPr>
@@ -2628,7 +2796,7 @@
               <w:lang w:eastAsia="en-GB"/>
             </w:rPr>
           </w:pPr>
-          <w:hyperlink w:anchor="_Toc226460213" w:history="1">
+          <w:hyperlink w:anchor="_Toc226470989" w:history="1">
             <w:r>
               <w:rPr>
                 <w:rStyle w:val="Hyperlink"/>
@@ -2655,7 +2823,7 @@
                 <w:noProof/>
                 <w:webHidden/>
               </w:rPr>
-              <w:instrText xml:space="preserve"> PAGEREF _Toc226460213 \h </w:instrText>
+              <w:instrText xml:space="preserve"> PAGEREF _Toc226470989 \h </w:instrText>
             </w:r>
             <w:r>
               <w:rPr>
@@ -2675,7 +2843,7 @@
                 <w:noProof/>
                 <w:webHidden/>
               </w:rPr>
-              <w:t>15</w:t>
+              <w:t>16</w:t>
             </w:r>
             <w:r>
               <w:rPr>
@@ -2714,7 +2882,7 @@
       <w:pPr>
         <w:pStyle w:val="Heading1"/>
       </w:pPr>
-      <w:bookmarkStart w:id="0" w:name="_Toc226460195"/>
+      <w:bookmarkStart w:id="0" w:name="_Toc226470969"/>
       <w:r>
         <w:lastRenderedPageBreak/>
         <w:t>List of Figures</w:t>
@@ -2742,13 +2910,13 @@
       <w:r>
         <w:fldChar w:fldCharType="separate"/>
       </w:r>
-      <w:hyperlink w:anchor="_Toc226459889" w:history="1">
+      <w:hyperlink w:anchor="_Toc226472727" w:history="1">
         <w:r>
           <w:rPr>
             <w:rStyle w:val="Hyperlink"/>
             <w:noProof/>
           </w:rPr>
-          <w:t>Figure 1 KPI Summar Cards</w:t>
+          <w:t>Figure 1. KPI summary cards for Argentina's latest macroeconomic indicators.</w:t>
         </w:r>
         <w:r>
           <w:rPr>
@@ -2769,7 +2937,7 @@
             <w:noProof/>
             <w:webHidden/>
           </w:rPr>
-          <w:instrText xml:space="preserve"> PAGEREF _Toc226459889 \h </w:instrText>
+          <w:instrText xml:space="preserve"> PAGEREF _Toc226472727 \h </w:instrText>
         </w:r>
         <w:r>
           <w:rPr>
@@ -2812,13 +2980,13 @@
           <w:lang w:eastAsia="en-GB"/>
         </w:rPr>
       </w:pPr>
-      <w:hyperlink w:anchor="_Toc226459890" w:history="1">
+      <w:hyperlink w:anchor="_Toc226472728" w:history="1">
         <w:r>
           <w:rPr>
             <w:rStyle w:val="Hyperlink"/>
             <w:noProof/>
           </w:rPr>
-          <w:t>Figure 2 GDP Growth Cycle</w:t>
+          <w:t>Figure 2. GDP growth cycle in Argentina, 2000-2024.</w:t>
         </w:r>
         <w:r>
           <w:rPr>
@@ -2839,77 +3007,7 @@
             <w:noProof/>
             <w:webHidden/>
           </w:rPr>
-          <w:instrText xml:space="preserve"> PAGEREF _Toc226459890 \h </w:instrText>
-        </w:r>
-        <w:r>
-          <w:rPr>
-            <w:noProof/>
-            <w:webHidden/>
-          </w:rPr>
-        </w:r>
-        <w:r>
-          <w:rPr>
-            <w:noProof/>
-            <w:webHidden/>
-          </w:rPr>
-          <w:fldChar w:fldCharType="separate"/>
-        </w:r>
-        <w:r>
-          <w:rPr>
-            <w:noProof/>
-            <w:webHidden/>
-          </w:rPr>
-          <w:t>8</w:t>
-        </w:r>
-        <w:r>
-          <w:rPr>
-            <w:noProof/>
-            <w:webHidden/>
-          </w:rPr>
-          <w:fldChar w:fldCharType="end"/>
-        </w:r>
-      </w:hyperlink>
-    </w:p>
-    <w:p>
-      <w:pPr>
-        <w:pStyle w:val="TableofFigures"/>
-        <w:tabs>
-          <w:tab w:val="right" w:leader="dot" w:pos="9016"/>
-        </w:tabs>
-        <w:rPr>
-          <w:rFonts w:eastAsiaTheme="minorEastAsia"/>
-          <w:noProof/>
-          <w:lang w:eastAsia="en-GB"/>
-        </w:rPr>
-      </w:pPr>
-      <w:hyperlink w:anchor="_Toc226459891" w:history="1">
-        <w:r>
-          <w:rPr>
-            <w:rStyle w:val="Hyperlink"/>
-            <w:noProof/>
-          </w:rPr>
-          <w:t>Figure 3 GDP Scale Over Time</w:t>
-        </w:r>
-        <w:r>
-          <w:rPr>
-            <w:noProof/>
-            <w:webHidden/>
-          </w:rPr>
-          <w:tab/>
-        </w:r>
-        <w:r>
-          <w:rPr>
-            <w:noProof/>
-            <w:webHidden/>
-          </w:rPr>
-          <w:fldChar w:fldCharType="begin"/>
-        </w:r>
-        <w:r>
-          <w:rPr>
-            <w:noProof/>
-            <w:webHidden/>
-          </w:rPr>
-          <w:instrText xml:space="preserve"> PAGEREF _Toc226459891 \h </w:instrText>
+          <w:instrText xml:space="preserve"> PAGEREF _Toc226472728 \h </w:instrText>
         </w:r>
         <w:r>
           <w:rPr>
@@ -2952,13 +3050,13 @@
           <w:lang w:eastAsia="en-GB"/>
         </w:rPr>
       </w:pPr>
-      <w:hyperlink w:anchor="_Toc226459892" w:history="1">
+      <w:hyperlink w:anchor="_Toc226472729" w:history="1">
         <w:r>
           <w:rPr>
             <w:rStyle w:val="Hyperlink"/>
             <w:noProof/>
           </w:rPr>
-          <w:t>Figure 4 Inflation and Unemployment</w:t>
+          <w:t>Figure 3. Nominal GDP scale in Argentina, 2000-2024.</w:t>
         </w:r>
         <w:r>
           <w:rPr>
@@ -2979,7 +3077,7 @@
             <w:noProof/>
             <w:webHidden/>
           </w:rPr>
-          <w:instrText xml:space="preserve"> PAGEREF _Toc226459892 \h </w:instrText>
+          <w:instrText xml:space="preserve"> PAGEREF _Toc226472729 \h </w:instrText>
         </w:r>
         <w:r>
           <w:rPr>
@@ -3022,13 +3120,13 @@
           <w:lang w:eastAsia="en-GB"/>
         </w:rPr>
       </w:pPr>
-      <w:hyperlink w:anchor="_Toc226459893" w:history="1">
+      <w:hyperlink w:anchor="_Toc226472730" w:history="1">
         <w:r>
           <w:rPr>
             <w:rStyle w:val="Hyperlink"/>
             <w:noProof/>
           </w:rPr>
-          <w:t>Figure 5 Trade Openness Profile</w:t>
+          <w:t>Figure 4. GDP deflator inflation and unemployment in Argentina, 2000-2024.</w:t>
         </w:r>
         <w:r>
           <w:rPr>
@@ -3049,7 +3147,7 @@
             <w:noProof/>
             <w:webHidden/>
           </w:rPr>
-          <w:instrText xml:space="preserve"> PAGEREF _Toc226459893 \h </w:instrText>
+          <w:instrText xml:space="preserve"> PAGEREF _Toc226472730 \h </w:instrText>
         </w:r>
         <w:r>
           <w:rPr>
@@ -3092,13 +3190,13 @@
           <w:lang w:eastAsia="en-GB"/>
         </w:rPr>
       </w:pPr>
-      <w:hyperlink w:anchor="_Toc226459894" w:history="1">
+      <w:hyperlink w:anchor="_Toc226472731" w:history="1">
         <w:r>
           <w:rPr>
             <w:rStyle w:val="Hyperlink"/>
             <w:noProof/>
           </w:rPr>
-          <w:t>Figure 6 Growth-Inflation Regime Map</w:t>
+          <w:t>Figure 5. Exports and imports as shares of GDP in Argentina, 2000-2024.</w:t>
         </w:r>
         <w:r>
           <w:rPr>
@@ -3119,7 +3217,7 @@
             <w:noProof/>
             <w:webHidden/>
           </w:rPr>
-          <w:instrText xml:space="preserve"> PAGEREF _Toc226459894 \h </w:instrText>
+          <w:instrText xml:space="preserve"> PAGEREF _Toc226472731 \h </w:instrText>
         </w:r>
         <w:r>
           <w:rPr>
@@ -3162,13 +3260,13 @@
           <w:lang w:eastAsia="en-GB"/>
         </w:rPr>
       </w:pPr>
-      <w:hyperlink w:anchor="_Toc226459895" w:history="1">
+      <w:hyperlink w:anchor="_Toc226472732" w:history="1">
         <w:r>
           <w:rPr>
             <w:rStyle w:val="Hyperlink"/>
             <w:noProof/>
           </w:rPr>
-          <w:t>Figure 7 Latest Position vs Historical Norm</w:t>
+          <w:t>Figure 6. Growth-inflation regime map for Argentina, 2000-2024.</w:t>
         </w:r>
         <w:r>
           <w:rPr>
@@ -3189,7 +3287,7 @@
             <w:noProof/>
             <w:webHidden/>
           </w:rPr>
-          <w:instrText xml:space="preserve"> PAGEREF _Toc226459895 \h </w:instrText>
+          <w:instrText xml:space="preserve"> PAGEREF _Toc226472732 \h </w:instrText>
         </w:r>
         <w:r>
           <w:rPr>
@@ -3232,13 +3330,13 @@
           <w:lang w:eastAsia="en-GB"/>
         </w:rPr>
       </w:pPr>
-      <w:hyperlink w:anchor="_Toc226459896" w:history="1">
+      <w:hyperlink w:anchor="_Toc226472733" w:history="1">
         <w:r>
           <w:rPr>
             <w:rStyle w:val="Hyperlink"/>
             <w:noProof/>
           </w:rPr>
-          <w:t>Figure 8 Indicator Heatmap</w:t>
+          <w:t>Figure 7. Latest indicator position relative to Argentina's 2000-2024 historical norm.</w:t>
         </w:r>
         <w:r>
           <w:rPr>
@@ -3259,7 +3357,7 @@
             <w:noProof/>
             <w:webHidden/>
           </w:rPr>
-          <w:instrText xml:space="preserve"> PAGEREF _Toc226459896 \h </w:instrText>
+          <w:instrText xml:space="preserve"> PAGEREF _Toc226472733 \h </w:instrText>
         </w:r>
         <w:r>
           <w:rPr>
@@ -3292,6 +3390,76 @@
     </w:p>
     <w:p>
       <w:pPr>
+        <w:pStyle w:val="TableofFigures"/>
+        <w:tabs>
+          <w:tab w:val="right" w:leader="dot" w:pos="9016"/>
+        </w:tabs>
+        <w:rPr>
+          <w:rFonts w:eastAsiaTheme="minorEastAsia"/>
+          <w:noProof/>
+          <w:lang w:eastAsia="en-GB"/>
+        </w:rPr>
+      </w:pPr>
+      <w:hyperlink w:anchor="_Toc226472734" w:history="1">
+        <w:r>
+          <w:rPr>
+            <w:rStyle w:val="Hyperlink"/>
+            <w:noProof/>
+          </w:rPr>
+          <w:t>Figure 8. Normalized indicator heatmap for Argentina, 2000-2024.</w:t>
+        </w:r>
+        <w:r>
+          <w:rPr>
+            <w:noProof/>
+            <w:webHidden/>
+          </w:rPr>
+          <w:tab/>
+        </w:r>
+        <w:r>
+          <w:rPr>
+            <w:noProof/>
+            <w:webHidden/>
+          </w:rPr>
+          <w:fldChar w:fldCharType="begin"/>
+        </w:r>
+        <w:r>
+          <w:rPr>
+            <w:noProof/>
+            <w:webHidden/>
+          </w:rPr>
+          <w:instrText xml:space="preserve"> PAGEREF _Toc226472734 \h </w:instrText>
+        </w:r>
+        <w:r>
+          <w:rPr>
+            <w:noProof/>
+            <w:webHidden/>
+          </w:rPr>
+        </w:r>
+        <w:r>
+          <w:rPr>
+            <w:noProof/>
+            <w:webHidden/>
+          </w:rPr>
+          <w:fldChar w:fldCharType="separate"/>
+        </w:r>
+        <w:r>
+          <w:rPr>
+            <w:noProof/>
+            <w:webHidden/>
+          </w:rPr>
+          <w:t>15</w:t>
+        </w:r>
+        <w:r>
+          <w:rPr>
+            <w:noProof/>
+            <w:webHidden/>
+          </w:rPr>
+          <w:fldChar w:fldCharType="end"/>
+        </w:r>
+      </w:hyperlink>
+    </w:p>
+    <w:p>
+      <w:pPr>
         <w:rPr>
           <w:rFonts w:asciiTheme="majorHAnsi" w:eastAsiaTheme="majorEastAsia" w:hAnsiTheme="majorHAnsi" w:cstheme="majorBidi"/>
           <w:color w:val="2F5496" w:themeColor="accent1" w:themeShade="BF"/>
@@ -3305,6 +3473,98 @@
     </w:p>
     <w:p>
       <w:pPr>
+        <w:pStyle w:val="Heading1"/>
+      </w:pPr>
+      <w:bookmarkStart w:id="1" w:name="_Toc226470970"/>
+      <w:r>
+        <w:t>List</w:t>
+      </w:r>
+      <w:r>
+        <w:t xml:space="preserve"> of Tables</w:t>
+      </w:r>
+      <w:bookmarkEnd w:id="1"/>
+    </w:p>
+    <w:p>
+      <w:pPr>
+        <w:pStyle w:val="TableofFigures"/>
+        <w:tabs>
+          <w:tab w:val="right" w:leader="dot" w:pos="9016"/>
+        </w:tabs>
+        <w:rPr>
+          <w:rFonts w:eastAsiaTheme="minorEastAsia"/>
+          <w:noProof/>
+          <w:lang w:eastAsia="en-GB"/>
+        </w:rPr>
+      </w:pPr>
+      <w:r>
+        <w:fldChar w:fldCharType="begin"/>
+      </w:r>
+      <w:r>
+        <w:instrText xml:space="preserve"> TOC \h \z \c "Table" </w:instrText>
+      </w:r>
+      <w:r>
+        <w:fldChar w:fldCharType="separate"/>
+      </w:r>
+      <w:hyperlink w:anchor="_Toc226472735" w:history="1">
+        <w:r>
+          <w:rPr>
+            <w:rStyle w:val="Hyperlink"/>
+            <w:noProof/>
+          </w:rPr>
+          <w:t>Table 1. Indicators used in the dashboard</w:t>
+        </w:r>
+        <w:r>
+          <w:rPr>
+            <w:noProof/>
+            <w:webHidden/>
+          </w:rPr>
+          <w:tab/>
+        </w:r>
+        <w:r>
+          <w:rPr>
+            <w:noProof/>
+            <w:webHidden/>
+          </w:rPr>
+          <w:fldChar w:fldCharType="begin"/>
+        </w:r>
+        <w:r>
+          <w:rPr>
+            <w:noProof/>
+            <w:webHidden/>
+          </w:rPr>
+          <w:instrText xml:space="preserve"> PAGEREF _Toc226472735 \h </w:instrText>
+        </w:r>
+        <w:r>
+          <w:rPr>
+            <w:noProof/>
+            <w:webHidden/>
+          </w:rPr>
+        </w:r>
+        <w:r>
+          <w:rPr>
+            <w:noProof/>
+            <w:webHidden/>
+          </w:rPr>
+          <w:fldChar w:fldCharType="separate"/>
+        </w:r>
+        <w:r>
+          <w:rPr>
+            <w:noProof/>
+            <w:webHidden/>
+          </w:rPr>
+          <w:t>6</w:t>
+        </w:r>
+        <w:r>
+          <w:rPr>
+            <w:noProof/>
+            <w:webHidden/>
+          </w:rPr>
+          <w:fldChar w:fldCharType="end"/>
+        </w:r>
+      </w:hyperlink>
+    </w:p>
+    <w:p>
+      <w:pPr>
         <w:rPr>
           <w:rFonts w:asciiTheme="majorHAnsi" w:eastAsiaTheme="majorEastAsia" w:hAnsiTheme="majorHAnsi" w:cstheme="majorBidi"/>
           <w:color w:val="2F5496" w:themeColor="accent1" w:themeShade="BF"/>
@@ -3312,6 +3572,9 @@
           <w:szCs w:val="40"/>
         </w:rPr>
       </w:pPr>
+      <w:r>
+        <w:fldChar w:fldCharType="end"/>
+      </w:r>
       <w:r>
         <w:br w:type="page"/>
       </w:r>
@@ -3324,12 +3587,12 @@
           <w:numId w:val="1"/>
         </w:numPr>
       </w:pPr>
-      <w:bookmarkStart w:id="1" w:name="_Toc226460196"/>
+      <w:bookmarkStart w:id="2" w:name="_Toc226470971"/>
       <w:r>
         <w:lastRenderedPageBreak/>
         <w:t>Introduction</w:t>
       </w:r>
-      <w:bookmarkEnd w:id="1"/>
+      <w:bookmarkEnd w:id="2"/>
     </w:p>
     <w:p>
       <w:pPr>
@@ -3379,7 +3642,13 @@
         <w:t>(WDI)</w:t>
       </w:r>
       <w:r>
-        <w:t xml:space="preserve"> data set. Argentina </w:t>
+        <w:t xml:space="preserve"> data set</w:t>
+      </w:r>
+      <w:r>
+        <w:t xml:space="preserve"> [1]</w:t>
+      </w:r>
+      <w:r>
+        <w:t xml:space="preserve">. Argentina </w:t>
       </w:r>
       <w:r>
         <w:t>has</w:t>
@@ -3408,13 +3677,7 @@
         <w:jc w:val="both"/>
       </w:pPr>
       <w:r>
-        <w:t xml:space="preserve">The dashboard focuses on </w:t>
-      </w:r>
-      <w:r>
-        <w:t xml:space="preserve">focuses on </w:t>
-      </w:r>
-      <w:r>
-        <w:t>m</w:t>
+        <w:t>The dashboard focuses on m</w:t>
       </w:r>
       <w:r>
         <w:t>acroeconomic stability</w:t>
@@ -3432,10 +3695,7 @@
         <w:t>risis and recovery</w:t>
       </w:r>
       <w:r>
-        <w:t>.</w:t>
-      </w:r>
-      <w:r>
-        <w:t xml:space="preserve"> </w:t>
+        <w:t xml:space="preserve">. </w:t>
       </w:r>
       <w:r>
         <w:t xml:space="preserve">These chosen </w:t>
@@ -3450,16 +3710,13 @@
         <w:t>a’s economic</w:t>
       </w:r>
       <w:r>
-        <w:t xml:space="preserve"> performance. This period</w:t>
-      </w:r>
-      <w:r>
-        <w:t xml:space="preserve"> </w:t>
-      </w:r>
-      <w:r>
-        <w:t>between 2000 and 2024</w:t>
-      </w:r>
-      <w:r>
-        <w:t xml:space="preserve"> is selected for analysis as it</w:t>
+        <w:t xml:space="preserve"> performance. </w:t>
+      </w:r>
+      <w:r>
+        <w:t>The period from 2000 to 2024 was selected for analysis because</w:t>
+      </w:r>
+      <w:r>
+        <w:t xml:space="preserve"> it</w:t>
       </w:r>
       <w:r>
         <w:t xml:space="preserve"> captures the aftermath of the 2001-2002 crisis, the later rebound, the pandemic shock in 2020, and the recent episode of severe inflationary pressure. Restricting the visual analysis to this </w:t>
@@ -3497,10 +3754,22 @@
         <w:t>I</w:t>
       </w:r>
       <w:r>
-        <w:t xml:space="preserve">ndicators. </w:t>
-      </w:r>
-      <w:r>
-        <w:t>The WDI source was selected because it is official, well documented, broad in coverage, and consistent in structure. These qualities make it appropriate both for dashboard implementation and for analytical reporting, since the same source can support multiple visualisations without needing to reconcile conflicting definitions across providers.</w:t>
+        <w:t>ndicators</w:t>
+      </w:r>
+      <w:r>
+        <w:t xml:space="preserve"> [1]</w:t>
+      </w:r>
+      <w:r>
+        <w:t xml:space="preserve">. </w:t>
+      </w:r>
+      <w:r>
+        <w:t>The WDI source was selected because it is official, well documented, broad in coverage, and consistent in structure</w:t>
+      </w:r>
+      <w:r>
+        <w:t xml:space="preserve"> [1,3]</w:t>
+      </w:r>
+      <w:r>
+        <w:t>. These qualities make it appropriate both for dashboard implementation and for analytical reporting, since the same source can support multiple visualisations without needing to reconcile conflicting definitions across providers.</w:t>
       </w:r>
     </w:p>
     <w:p>
@@ -3511,11 +3780,11 @@
           <w:numId w:val="5"/>
         </w:numPr>
       </w:pPr>
-      <w:bookmarkStart w:id="2" w:name="_Toc226460197"/>
+      <w:bookmarkStart w:id="3" w:name="_Toc226470972"/>
       <w:r>
         <w:t>Country Overview</w:t>
       </w:r>
-      <w:bookmarkEnd w:id="2"/>
+      <w:bookmarkEnd w:id="3"/>
     </w:p>
     <w:p>
       <w:pPr>
@@ -3579,11 +3848,11 @@
           <w:numId w:val="1"/>
         </w:numPr>
       </w:pPr>
-      <w:bookmarkStart w:id="3" w:name="_Toc226460198"/>
+      <w:bookmarkStart w:id="4" w:name="_Toc226470973"/>
       <w:r>
         <w:t>Data Set</w:t>
       </w:r>
-      <w:bookmarkEnd w:id="3"/>
+      <w:bookmarkEnd w:id="4"/>
     </w:p>
     <w:p>
       <w:pPr>
@@ -3607,6 +3876,19 @@
         <w:t>World Bank World Development Indicators</w:t>
       </w:r>
       <w:r>
+        <w:rPr>
+          <w:b/>
+          <w:bCs/>
+        </w:rPr>
+        <w:t xml:space="preserve"> </w:t>
+      </w:r>
+      <w:r>
+        <w:t>dataset</w:t>
+      </w:r>
+      <w:r>
+        <w:t>,</w:t>
+      </w:r>
+      <w:r>
         <w:t xml:space="preserve"> filter</w:t>
       </w:r>
       <w:r>
@@ -3615,13 +3897,23 @@
       <w:r>
         <w:t xml:space="preserve"> </w:t>
       </w:r>
-      <w:proofErr w:type="gramStart"/>
-      <w:r>
-        <w:t>on</w:t>
-      </w:r>
-      <w:proofErr w:type="gramEnd"/>
-      <w:r>
-        <w:t xml:space="preserve"> Argentina and selected set of macroeconomic indicators. The dashboard uses annual observations from </w:t>
+      <w:r>
+        <w:t>to</w:t>
+      </w:r>
+      <w:r>
+        <w:t xml:space="preserve"> Argentina and </w:t>
+      </w:r>
+      <w:r>
+        <w:t xml:space="preserve">a </w:t>
+      </w:r>
+      <w:r>
+        <w:t>selected set of macroeconomic indicators</w:t>
+      </w:r>
+      <w:r>
+        <w:t xml:space="preserve"> [1,2]</w:t>
+      </w:r>
+      <w:r>
+        <w:t>. The dashboard uses annual observations from </w:t>
       </w:r>
       <w:r>
         <w:rPr>
@@ -3646,16 +3938,22 @@
           <w:numId w:val="7"/>
         </w:numPr>
       </w:pPr>
-      <w:bookmarkStart w:id="4" w:name="_Toc226460199"/>
+      <w:bookmarkStart w:id="5" w:name="_Toc226470974"/>
       <w:r>
         <w:lastRenderedPageBreak/>
         <w:t>Data Sources</w:t>
       </w:r>
-      <w:bookmarkEnd w:id="4"/>
-    </w:p>
-    <w:p>
-      <w:r>
-        <w:t>The original data source is the World Bank WDI:</w:t>
+      <w:bookmarkEnd w:id="5"/>
+    </w:p>
+    <w:p>
+      <w:r>
+        <w:t>The original data source is the World Bank World Development Indicators (WDI) database</w:t>
+      </w:r>
+      <w:r>
+        <w:t xml:space="preserve"> [1]</w:t>
+      </w:r>
+      <w:r>
+        <w:t>:</w:t>
       </w:r>
     </w:p>
     <w:p>
@@ -3751,7 +4049,19 @@
         <w:jc w:val="both"/>
       </w:pPr>
       <w:r>
-        <w:t>The raw WDI data is stored in a wide format in which each row corresponds to a country-indicator combination and each year appears as a separate column. This structure is useful for archival distribution, but it is not optimal for interactive dashboard visualisation. As a result, the data was filtered, reshaped, and standardised into a tidy format suitable for Plotly and Dash.</w:t>
+        <w:t>The raw WDI data is stored in a wide format in which each row corresponds to a country-indicator combination and each year appears as a separate column</w:t>
+      </w:r>
+      <w:r>
+        <w:t xml:space="preserve"> [2]</w:t>
+      </w:r>
+      <w:r>
+        <w:t>. This structure is useful for archival distribution, but it is not optimal for interactive dashboard visualisation. As a result, the data was filtered, reshaped, and standardised into a tidy format suitable for Plotly and Dash</w:t>
+      </w:r>
+      <w:r>
+        <w:t xml:space="preserve"> [3]</w:t>
+      </w:r>
+      <w:r>
+        <w:t>.</w:t>
       </w:r>
     </w:p>
     <w:p>
@@ -3762,148 +4072,810 @@
           <w:numId w:val="7"/>
         </w:numPr>
       </w:pPr>
-      <w:bookmarkStart w:id="5" w:name="_Toc226460200"/>
+      <w:bookmarkStart w:id="6" w:name="_Toc226470975"/>
       <w:r>
         <w:t>Indicator Selection</w:t>
       </w:r>
-      <w:bookmarkEnd w:id="5"/>
-    </w:p>
-    <w:p>
-      <w:r>
-        <w:t>The dashboard uses eight indicators:</w:t>
-      </w:r>
-    </w:p>
-    <w:p>
-      <w:pPr>
-        <w:numPr>
-          <w:ilvl w:val="0"/>
-          <w:numId w:val="11"/>
-        </w:numPr>
-      </w:pPr>
-      <w:r>
-        <w:t>GDP growth (</w:t>
-      </w:r>
-      <w:r>
-        <w:t>A</w:t>
-      </w:r>
-      <w:r>
-        <w:t>nnual %)</w:t>
-      </w:r>
-    </w:p>
-    <w:p>
-      <w:pPr>
-        <w:numPr>
-          <w:ilvl w:val="0"/>
-          <w:numId w:val="11"/>
-        </w:numPr>
-      </w:pPr>
-      <w:r>
-        <w:t>GDP (</w:t>
-      </w:r>
-      <w:r>
-        <w:t>C</w:t>
-      </w:r>
-      <w:r>
-        <w:t>urrent US</w:t>
+      <w:bookmarkEnd w:id="6"/>
+    </w:p>
+    <w:p>
+      <w:pPr>
+        <w:pStyle w:val="Heading3"/>
+      </w:pPr>
+      <w:bookmarkStart w:id="7" w:name="_Toc226470976"/>
+      <w:r>
+        <w:t xml:space="preserve">2.2.1 </w:t>
+      </w:r>
+      <w:r>
+        <w:t xml:space="preserve">Table 1. </w:t>
+      </w:r>
+      <w:r>
+        <w:t>I</w:t>
+      </w:r>
+      <w:r>
+        <w:t xml:space="preserve">ndicators used in the </w:t>
+      </w:r>
+      <w:r>
+        <w:t>Dashboard</w:t>
+      </w:r>
+      <w:bookmarkEnd w:id="7"/>
+    </w:p>
+    <w:tbl>
+      <w:tblPr>
+        <w:tblStyle w:val="GridTable1Light"/>
+        <w:tblW w:w="5000" w:type="pct"/>
+        <w:tblLook w:val="04A0" w:firstRow="1" w:lastRow="0" w:firstColumn="1" w:lastColumn="0" w:noHBand="0" w:noVBand="1"/>
+      </w:tblPr>
+      <w:tblGrid>
+        <w:gridCol w:w="3114"/>
+        <w:gridCol w:w="2411"/>
+        <w:gridCol w:w="3491"/>
+      </w:tblGrid>
+      <w:tr>
+        <w:trPr>
+          <w:cnfStyle w:val="100000000000" w:firstRow="1" w:lastRow="0" w:firstColumn="0" w:lastColumn="0" w:oddVBand="0" w:evenVBand="0" w:oddHBand="0" w:evenHBand="0" w:firstRowFirstColumn="0" w:firstRowLastColumn="0" w:lastRowFirstColumn="0" w:lastRowLastColumn="0"/>
+          <w:trHeight w:val="486"/>
+        </w:trPr>
+        <w:tc>
+          <w:tcPr>
+            <w:cnfStyle w:val="001000000000" w:firstRow="0" w:lastRow="0" w:firstColumn="1" w:lastColumn="0" w:oddVBand="0" w:evenVBand="0" w:oddHBand="0" w:evenHBand="0" w:firstRowFirstColumn="0" w:firstRowLastColumn="0" w:lastRowFirstColumn="0" w:lastRowLastColumn="0"/>
+            <w:tcW w:w="1727" w:type="pct"/>
+            <w:vAlign w:val="center"/>
+            <w:hideMark/>
+          </w:tcPr>
+          <w:p>
+            <w:pPr>
+              <w:pStyle w:val="NoSpacing"/>
+              <w:jc w:val="center"/>
+              <w:rPr>
+                <w:lang w:eastAsia="en-GB"/>
+              </w:rPr>
+            </w:pPr>
+            <w:r>
+              <w:rPr>
+                <w:lang w:eastAsia="en-GB"/>
+              </w:rPr>
+              <w:t>Indicator</w:t>
+            </w:r>
+          </w:p>
+        </w:tc>
+        <w:tc>
+          <w:tcPr>
+            <w:tcW w:w="1337" w:type="pct"/>
+            <w:vAlign w:val="center"/>
+            <w:hideMark/>
+          </w:tcPr>
+          <w:p>
+            <w:pPr>
+              <w:pStyle w:val="NoSpacing"/>
+              <w:jc w:val="center"/>
+              <w:cnfStyle w:val="100000000000" w:firstRow="1" w:lastRow="0" w:firstColumn="0" w:lastColumn="0" w:oddVBand="0" w:evenVBand="0" w:oddHBand="0" w:evenHBand="0" w:firstRowFirstColumn="0" w:firstRowLastColumn="0" w:lastRowFirstColumn="0" w:lastRowLastColumn="0"/>
+              <w:rPr>
+                <w:lang w:eastAsia="en-GB"/>
+              </w:rPr>
+            </w:pPr>
+            <w:r>
+              <w:rPr>
+                <w:lang w:eastAsia="en-GB"/>
+              </w:rPr>
+              <w:t>Unit</w:t>
+            </w:r>
+          </w:p>
+        </w:tc>
+        <w:tc>
+          <w:tcPr>
+            <w:tcW w:w="1936" w:type="pct"/>
+            <w:vAlign w:val="center"/>
+            <w:hideMark/>
+          </w:tcPr>
+          <w:p>
+            <w:pPr>
+              <w:pStyle w:val="NoSpacing"/>
+              <w:jc w:val="center"/>
+              <w:cnfStyle w:val="100000000000" w:firstRow="1" w:lastRow="0" w:firstColumn="0" w:lastColumn="0" w:oddVBand="0" w:evenVBand="0" w:oddHBand="0" w:evenHBand="0" w:firstRowFirstColumn="0" w:firstRowLastColumn="0" w:lastRowFirstColumn="0" w:lastRowLastColumn="0"/>
+              <w:rPr>
+                <w:lang w:eastAsia="en-GB"/>
+              </w:rPr>
+            </w:pPr>
+            <w:r>
+              <w:rPr>
+                <w:lang w:eastAsia="en-GB"/>
+              </w:rPr>
+              <w:t>Dashboard use</w:t>
+            </w:r>
+          </w:p>
+        </w:tc>
+      </w:tr>
+      <w:tr>
+        <w:trPr>
+          <w:trHeight w:val="216"/>
+        </w:trPr>
+        <w:tc>
+          <w:tcPr>
+            <w:cnfStyle w:val="001000000000" w:firstRow="0" w:lastRow="0" w:firstColumn="1" w:lastColumn="0" w:oddVBand="0" w:evenVBand="0" w:oddHBand="0" w:evenHBand="0" w:firstRowFirstColumn="0" w:firstRowLastColumn="0" w:lastRowFirstColumn="0" w:lastRowLastColumn="0"/>
+            <w:tcW w:w="1727" w:type="pct"/>
+            <w:vAlign w:val="center"/>
+            <w:hideMark/>
+          </w:tcPr>
+          <w:p>
+            <w:pPr>
+              <w:pStyle w:val="NoSpacing"/>
+              <w:rPr>
+                <w:sz w:val="22"/>
+                <w:szCs w:val="22"/>
+                <w:lang w:eastAsia="en-GB"/>
+              </w:rPr>
+            </w:pPr>
+            <w:r>
+              <w:rPr>
+                <w:sz w:val="22"/>
+                <w:szCs w:val="22"/>
+                <w:lang w:eastAsia="en-GB"/>
+              </w:rPr>
+              <w:t>GDP growth</w:t>
+            </w:r>
+          </w:p>
+        </w:tc>
+        <w:tc>
+          <w:tcPr>
+            <w:tcW w:w="1337" w:type="pct"/>
+            <w:vAlign w:val="center"/>
+            <w:hideMark/>
+          </w:tcPr>
+          <w:p>
+            <w:pPr>
+              <w:pStyle w:val="NoSpacing"/>
+              <w:cnfStyle w:val="000000000000" w:firstRow="0" w:lastRow="0" w:firstColumn="0" w:lastColumn="0" w:oddVBand="0" w:evenVBand="0" w:oddHBand="0" w:evenHBand="0" w:firstRowFirstColumn="0" w:firstRowLastColumn="0" w:lastRowFirstColumn="0" w:lastRowLastColumn="0"/>
+              <w:rPr>
+                <w:sz w:val="22"/>
+                <w:szCs w:val="22"/>
+                <w:lang w:eastAsia="en-GB"/>
+              </w:rPr>
+            </w:pPr>
+            <w:r>
+              <w:rPr>
+                <w:sz w:val="22"/>
+                <w:szCs w:val="22"/>
+                <w:lang w:eastAsia="en-GB"/>
+              </w:rPr>
+              <w:t>Annual %</w:t>
+            </w:r>
+          </w:p>
+        </w:tc>
+        <w:tc>
+          <w:tcPr>
+            <w:tcW w:w="1936" w:type="pct"/>
+            <w:vAlign w:val="center"/>
+            <w:hideMark/>
+          </w:tcPr>
+          <w:p>
+            <w:pPr>
+              <w:pStyle w:val="NoSpacing"/>
+              <w:cnfStyle w:val="000000000000" w:firstRow="0" w:lastRow="0" w:firstColumn="0" w:lastColumn="0" w:oddVBand="0" w:evenVBand="0" w:oddHBand="0" w:evenHBand="0" w:firstRowFirstColumn="0" w:firstRowLastColumn="0" w:lastRowFirstColumn="0" w:lastRowLastColumn="0"/>
+              <w:rPr>
+                <w:sz w:val="22"/>
+                <w:szCs w:val="22"/>
+                <w:lang w:eastAsia="en-GB"/>
+              </w:rPr>
+            </w:pPr>
+            <w:r>
+              <w:rPr>
+                <w:sz w:val="22"/>
+                <w:szCs w:val="22"/>
+                <w:lang w:eastAsia="en-GB"/>
+              </w:rPr>
+              <w:t>KPI cards, GDP growth chart, bubble chart</w:t>
+            </w:r>
+          </w:p>
+        </w:tc>
+      </w:tr>
+      <w:tr>
+        <w:trPr>
+          <w:trHeight w:val="645"/>
+        </w:trPr>
+        <w:tc>
+          <w:tcPr>
+            <w:cnfStyle w:val="001000000000" w:firstRow="0" w:lastRow="0" w:firstColumn="1" w:lastColumn="0" w:oddVBand="0" w:evenVBand="0" w:oddHBand="0" w:evenHBand="0" w:firstRowFirstColumn="0" w:firstRowLastColumn="0" w:lastRowFirstColumn="0" w:lastRowLastColumn="0"/>
+            <w:tcW w:w="1727" w:type="pct"/>
+            <w:vAlign w:val="center"/>
+          </w:tcPr>
+          <w:p>
+            <w:pPr>
+              <w:pStyle w:val="NoSpacing"/>
+              <w:rPr>
+                <w:sz w:val="22"/>
+                <w:szCs w:val="22"/>
+                <w:lang w:eastAsia="en-GB"/>
+              </w:rPr>
+            </w:pPr>
+            <w:r>
+              <w:rPr>
+                <w:sz w:val="22"/>
+                <w:szCs w:val="22"/>
+                <w:lang w:eastAsia="en-GB"/>
+              </w:rPr>
+              <w:t>GDP (current US$)</w:t>
+            </w:r>
+          </w:p>
+        </w:tc>
+        <w:tc>
+          <w:tcPr>
+            <w:tcW w:w="1337" w:type="pct"/>
+            <w:vAlign w:val="center"/>
+          </w:tcPr>
+          <w:p>
+            <w:pPr>
+              <w:pStyle w:val="NoSpacing"/>
+              <w:cnfStyle w:val="000000000000" w:firstRow="0" w:lastRow="0" w:firstColumn="0" w:lastColumn="0" w:oddVBand="0" w:evenVBand="0" w:oddHBand="0" w:evenHBand="0" w:firstRowFirstColumn="0" w:firstRowLastColumn="0" w:lastRowFirstColumn="0" w:lastRowLastColumn="0"/>
+              <w:rPr>
+                <w:sz w:val="22"/>
+                <w:szCs w:val="22"/>
+                <w:lang w:eastAsia="en-GB"/>
+              </w:rPr>
+            </w:pPr>
+            <w:r>
+              <w:rPr>
+                <w:sz w:val="22"/>
+                <w:szCs w:val="22"/>
+                <w:lang w:eastAsia="en-GB"/>
+              </w:rPr>
+              <w:t>Current US $</w:t>
+            </w:r>
+          </w:p>
+        </w:tc>
+        <w:tc>
+          <w:tcPr>
+            <w:tcW w:w="1936" w:type="pct"/>
+            <w:vAlign w:val="center"/>
+          </w:tcPr>
+          <w:p>
+            <w:pPr>
+              <w:pStyle w:val="NoSpacing"/>
+              <w:cnfStyle w:val="000000000000" w:firstRow="0" w:lastRow="0" w:firstColumn="0" w:lastColumn="0" w:oddVBand="0" w:evenVBand="0" w:oddHBand="0" w:evenHBand="0" w:firstRowFirstColumn="0" w:firstRowLastColumn="0" w:lastRowFirstColumn="0" w:lastRowLastColumn="0"/>
+              <w:rPr>
+                <w:sz w:val="22"/>
+                <w:szCs w:val="22"/>
+                <w:lang w:eastAsia="en-GB"/>
+              </w:rPr>
+            </w:pPr>
+            <w:r>
+              <w:rPr>
+                <w:sz w:val="22"/>
+                <w:szCs w:val="22"/>
+                <w:lang w:eastAsia="en-GB"/>
+              </w:rPr>
+              <w:t>GDP scale chart, bubble size encoding</w:t>
+            </w:r>
+          </w:p>
+        </w:tc>
+      </w:tr>
+      <w:tr>
+        <w:trPr>
+          <w:trHeight w:val="244"/>
+        </w:trPr>
+        <w:tc>
+          <w:tcPr>
+            <w:cnfStyle w:val="001000000000" w:firstRow="0" w:lastRow="0" w:firstColumn="1" w:lastColumn="0" w:oddVBand="0" w:evenVBand="0" w:oddHBand="0" w:evenHBand="0" w:firstRowFirstColumn="0" w:firstRowLastColumn="0" w:lastRowFirstColumn="0" w:lastRowLastColumn="0"/>
+            <w:tcW w:w="1727" w:type="pct"/>
+            <w:vAlign w:val="center"/>
+            <w:hideMark/>
+          </w:tcPr>
+          <w:p>
+            <w:pPr>
+              <w:pStyle w:val="NoSpacing"/>
+              <w:rPr>
+                <w:sz w:val="22"/>
+                <w:szCs w:val="22"/>
+                <w:lang w:eastAsia="en-GB"/>
+              </w:rPr>
+            </w:pPr>
+            <w:r>
+              <w:rPr>
+                <w:sz w:val="22"/>
+                <w:szCs w:val="22"/>
+                <w:lang w:eastAsia="en-GB"/>
+              </w:rPr>
+              <w:t>GDP deflator inflation</w:t>
+            </w:r>
+          </w:p>
+        </w:tc>
+        <w:tc>
+          <w:tcPr>
+            <w:tcW w:w="1337" w:type="pct"/>
+            <w:vAlign w:val="center"/>
+            <w:hideMark/>
+          </w:tcPr>
+          <w:p>
+            <w:pPr>
+              <w:pStyle w:val="NoSpacing"/>
+              <w:cnfStyle w:val="000000000000" w:firstRow="0" w:lastRow="0" w:firstColumn="0" w:lastColumn="0" w:oddVBand="0" w:evenVBand="0" w:oddHBand="0" w:evenHBand="0" w:firstRowFirstColumn="0" w:firstRowLastColumn="0" w:lastRowFirstColumn="0" w:lastRowLastColumn="0"/>
+              <w:rPr>
+                <w:sz w:val="22"/>
+                <w:szCs w:val="22"/>
+                <w:lang w:eastAsia="en-GB"/>
+              </w:rPr>
+            </w:pPr>
+            <w:r>
+              <w:rPr>
+                <w:sz w:val="22"/>
+                <w:szCs w:val="22"/>
+                <w:lang w:eastAsia="en-GB"/>
+              </w:rPr>
+              <w:t>Annual %</w:t>
+            </w:r>
+          </w:p>
+        </w:tc>
+        <w:tc>
+          <w:tcPr>
+            <w:tcW w:w="1936" w:type="pct"/>
+            <w:vAlign w:val="center"/>
+            <w:hideMark/>
+          </w:tcPr>
+          <w:p>
+            <w:pPr>
+              <w:pStyle w:val="NoSpacing"/>
+              <w:cnfStyle w:val="000000000000" w:firstRow="0" w:lastRow="0" w:firstColumn="0" w:lastColumn="0" w:oddVBand="0" w:evenVBand="0" w:oddHBand="0" w:evenHBand="0" w:firstRowFirstColumn="0" w:firstRowLastColumn="0" w:lastRowFirstColumn="0" w:lastRowLastColumn="0"/>
+              <w:rPr>
+                <w:sz w:val="22"/>
+                <w:szCs w:val="22"/>
+                <w:lang w:eastAsia="en-GB"/>
+              </w:rPr>
+            </w:pPr>
+            <w:r>
+              <w:rPr>
+                <w:sz w:val="22"/>
+                <w:szCs w:val="22"/>
+                <w:lang w:eastAsia="en-GB"/>
+              </w:rPr>
+              <w:t>KPI cards, inflation-unemployment chart, bubble chart</w:t>
+            </w:r>
+          </w:p>
+        </w:tc>
+      </w:tr>
+      <w:tr>
+        <w:trPr>
+          <w:trHeight w:val="868"/>
+        </w:trPr>
+        <w:tc>
+          <w:tcPr>
+            <w:cnfStyle w:val="001000000000" w:firstRow="0" w:lastRow="0" w:firstColumn="1" w:lastColumn="0" w:oddVBand="0" w:evenVBand="0" w:oddHBand="0" w:evenHBand="0" w:firstRowFirstColumn="0" w:firstRowLastColumn="0" w:lastRowFirstColumn="0" w:lastRowLastColumn="0"/>
+            <w:tcW w:w="1727" w:type="pct"/>
+            <w:vAlign w:val="center"/>
+            <w:hideMark/>
+          </w:tcPr>
+          <w:p>
+            <w:pPr>
+              <w:pStyle w:val="NoSpacing"/>
+              <w:rPr>
+                <w:sz w:val="22"/>
+                <w:szCs w:val="22"/>
+                <w:lang w:eastAsia="en-GB"/>
+              </w:rPr>
+            </w:pPr>
+            <w:r>
+              <w:rPr>
+                <w:sz w:val="22"/>
+                <w:szCs w:val="22"/>
+                <w:lang w:eastAsia="en-GB"/>
+              </w:rPr>
+              <w:t>Unemployment</w:t>
+            </w:r>
+          </w:p>
+        </w:tc>
+        <w:tc>
+          <w:tcPr>
+            <w:tcW w:w="1337" w:type="pct"/>
+            <w:vAlign w:val="center"/>
+            <w:hideMark/>
+          </w:tcPr>
+          <w:p>
+            <w:pPr>
+              <w:pStyle w:val="NoSpacing"/>
+              <w:cnfStyle w:val="000000000000" w:firstRow="0" w:lastRow="0" w:firstColumn="0" w:lastColumn="0" w:oddVBand="0" w:evenVBand="0" w:oddHBand="0" w:evenHBand="0" w:firstRowFirstColumn="0" w:firstRowLastColumn="0" w:lastRowFirstColumn="0" w:lastRowLastColumn="0"/>
+              <w:rPr>
+                <w:sz w:val="22"/>
+                <w:szCs w:val="22"/>
+                <w:lang w:eastAsia="en-GB"/>
+              </w:rPr>
+            </w:pPr>
+            <w:r>
+              <w:rPr>
+                <w:sz w:val="22"/>
+                <w:szCs w:val="22"/>
+                <w:lang w:eastAsia="en-GB"/>
+              </w:rPr>
+              <w:t>% of total labour force</w:t>
+            </w:r>
+          </w:p>
+        </w:tc>
+        <w:tc>
+          <w:tcPr>
+            <w:tcW w:w="1936" w:type="pct"/>
+            <w:vAlign w:val="center"/>
+            <w:hideMark/>
+          </w:tcPr>
+          <w:p>
+            <w:pPr>
+              <w:pStyle w:val="NoSpacing"/>
+              <w:cnfStyle w:val="000000000000" w:firstRow="0" w:lastRow="0" w:firstColumn="0" w:lastColumn="0" w:oddVBand="0" w:evenVBand="0" w:oddHBand="0" w:evenHBand="0" w:firstRowFirstColumn="0" w:firstRowLastColumn="0" w:lastRowFirstColumn="0" w:lastRowLastColumn="0"/>
+              <w:rPr>
+                <w:sz w:val="22"/>
+                <w:szCs w:val="22"/>
+                <w:lang w:eastAsia="en-GB"/>
+              </w:rPr>
+            </w:pPr>
+            <w:r>
+              <w:rPr>
+                <w:sz w:val="22"/>
+                <w:szCs w:val="22"/>
+                <w:lang w:eastAsia="en-GB"/>
+              </w:rPr>
+              <w:t>KPI cards, inflation-unemployment chart</w:t>
+            </w:r>
+          </w:p>
+        </w:tc>
+      </w:tr>
+      <w:tr>
+        <w:trPr>
+          <w:trHeight w:val="828"/>
+        </w:trPr>
+        <w:tc>
+          <w:tcPr>
+            <w:cnfStyle w:val="001000000000" w:firstRow="0" w:lastRow="0" w:firstColumn="1" w:lastColumn="0" w:oddVBand="0" w:evenVBand="0" w:oddHBand="0" w:evenHBand="0" w:firstRowFirstColumn="0" w:firstRowLastColumn="0" w:lastRowFirstColumn="0" w:lastRowLastColumn="0"/>
+            <w:tcW w:w="1727" w:type="pct"/>
+            <w:vAlign w:val="center"/>
+            <w:hideMark/>
+          </w:tcPr>
+          <w:p>
+            <w:pPr>
+              <w:pStyle w:val="NoSpacing"/>
+              <w:rPr>
+                <w:sz w:val="22"/>
+                <w:szCs w:val="22"/>
+                <w:lang w:eastAsia="en-GB"/>
+              </w:rPr>
+            </w:pPr>
+            <w:r>
+              <w:rPr>
+                <w:sz w:val="22"/>
+                <w:szCs w:val="22"/>
+                <w:lang w:eastAsia="en-GB"/>
+              </w:rPr>
+              <w:t>Exports of goods and services</w:t>
+            </w:r>
+          </w:p>
+        </w:tc>
+        <w:tc>
+          <w:tcPr>
+            <w:tcW w:w="1337" w:type="pct"/>
+            <w:vAlign w:val="center"/>
+            <w:hideMark/>
+          </w:tcPr>
+          <w:p>
+            <w:pPr>
+              <w:pStyle w:val="NoSpacing"/>
+              <w:cnfStyle w:val="000000000000" w:firstRow="0" w:lastRow="0" w:firstColumn="0" w:lastColumn="0" w:oddVBand="0" w:evenVBand="0" w:oddHBand="0" w:evenHBand="0" w:firstRowFirstColumn="0" w:firstRowLastColumn="0" w:lastRowFirstColumn="0" w:lastRowLastColumn="0"/>
+              <w:rPr>
+                <w:sz w:val="22"/>
+                <w:szCs w:val="22"/>
+                <w:lang w:eastAsia="en-GB"/>
+              </w:rPr>
+            </w:pPr>
+            <w:r>
+              <w:rPr>
+                <w:sz w:val="22"/>
+                <w:szCs w:val="22"/>
+                <w:lang w:eastAsia="en-GB"/>
+              </w:rPr>
+              <w:t>% of GDP</w:t>
+            </w:r>
+          </w:p>
+        </w:tc>
+        <w:tc>
+          <w:tcPr>
+            <w:tcW w:w="1936" w:type="pct"/>
+            <w:vAlign w:val="center"/>
+            <w:hideMark/>
+          </w:tcPr>
+          <w:p>
+            <w:pPr>
+              <w:pStyle w:val="NoSpacing"/>
+              <w:cnfStyle w:val="000000000000" w:firstRow="0" w:lastRow="0" w:firstColumn="0" w:lastColumn="0" w:oddVBand="0" w:evenVBand="0" w:oddHBand="0" w:evenHBand="0" w:firstRowFirstColumn="0" w:firstRowLastColumn="0" w:lastRowFirstColumn="0" w:lastRowLastColumn="0"/>
+              <w:rPr>
+                <w:sz w:val="22"/>
+                <w:szCs w:val="22"/>
+                <w:lang w:eastAsia="en-GB"/>
+              </w:rPr>
+            </w:pPr>
+            <w:r>
+              <w:rPr>
+                <w:sz w:val="22"/>
+                <w:szCs w:val="22"/>
+                <w:lang w:eastAsia="en-GB"/>
+              </w:rPr>
+              <w:t>KPI cards, trade openness chart</w:t>
+            </w:r>
+          </w:p>
+        </w:tc>
+      </w:tr>
+      <w:tr>
+        <w:trPr>
+          <w:trHeight w:val="801"/>
+        </w:trPr>
+        <w:tc>
+          <w:tcPr>
+            <w:cnfStyle w:val="001000000000" w:firstRow="0" w:lastRow="0" w:firstColumn="1" w:lastColumn="0" w:oddVBand="0" w:evenVBand="0" w:oddHBand="0" w:evenHBand="0" w:firstRowFirstColumn="0" w:firstRowLastColumn="0" w:lastRowFirstColumn="0" w:lastRowLastColumn="0"/>
+            <w:tcW w:w="1727" w:type="pct"/>
+            <w:vAlign w:val="center"/>
+            <w:hideMark/>
+          </w:tcPr>
+          <w:p>
+            <w:pPr>
+              <w:pStyle w:val="NoSpacing"/>
+              <w:rPr>
+                <w:sz w:val="22"/>
+                <w:szCs w:val="22"/>
+                <w:lang w:eastAsia="en-GB"/>
+              </w:rPr>
+            </w:pPr>
+            <w:r>
+              <w:rPr>
+                <w:sz w:val="22"/>
+                <w:szCs w:val="22"/>
+                <w:lang w:eastAsia="en-GB"/>
+              </w:rPr>
+              <w:t>Imports of goods and services</w:t>
+            </w:r>
+          </w:p>
+        </w:tc>
+        <w:tc>
+          <w:tcPr>
+            <w:tcW w:w="1337" w:type="pct"/>
+            <w:vAlign w:val="center"/>
+            <w:hideMark/>
+          </w:tcPr>
+          <w:p>
+            <w:pPr>
+              <w:pStyle w:val="NoSpacing"/>
+              <w:cnfStyle w:val="000000000000" w:firstRow="0" w:lastRow="0" w:firstColumn="0" w:lastColumn="0" w:oddVBand="0" w:evenVBand="0" w:oddHBand="0" w:evenHBand="0" w:firstRowFirstColumn="0" w:firstRowLastColumn="0" w:lastRowFirstColumn="0" w:lastRowLastColumn="0"/>
+              <w:rPr>
+                <w:sz w:val="22"/>
+                <w:szCs w:val="22"/>
+                <w:lang w:eastAsia="en-GB"/>
+              </w:rPr>
+            </w:pPr>
+            <w:r>
+              <w:rPr>
+                <w:sz w:val="22"/>
+                <w:szCs w:val="22"/>
+                <w:lang w:eastAsia="en-GB"/>
+              </w:rPr>
+              <w:t>% of GDP</w:t>
+            </w:r>
+          </w:p>
+        </w:tc>
+        <w:tc>
+          <w:tcPr>
+            <w:tcW w:w="1936" w:type="pct"/>
+            <w:vAlign w:val="center"/>
+            <w:hideMark/>
+          </w:tcPr>
+          <w:p>
+            <w:pPr>
+              <w:pStyle w:val="NoSpacing"/>
+              <w:cnfStyle w:val="000000000000" w:firstRow="0" w:lastRow="0" w:firstColumn="0" w:lastColumn="0" w:oddVBand="0" w:evenVBand="0" w:oddHBand="0" w:evenHBand="0" w:firstRowFirstColumn="0" w:firstRowLastColumn="0" w:lastRowFirstColumn="0" w:lastRowLastColumn="0"/>
+              <w:rPr>
+                <w:sz w:val="22"/>
+                <w:szCs w:val="22"/>
+                <w:lang w:eastAsia="en-GB"/>
+              </w:rPr>
+            </w:pPr>
+            <w:r>
+              <w:rPr>
+                <w:sz w:val="22"/>
+                <w:szCs w:val="22"/>
+                <w:lang w:eastAsia="en-GB"/>
+              </w:rPr>
+              <w:t>KPI cards, trade openness chart</w:t>
+            </w:r>
+          </w:p>
+        </w:tc>
+      </w:tr>
+      <w:tr>
+        <w:trPr>
+          <w:trHeight w:val="645"/>
+        </w:trPr>
+        <w:tc>
+          <w:tcPr>
+            <w:cnfStyle w:val="001000000000" w:firstRow="0" w:lastRow="0" w:firstColumn="1" w:lastColumn="0" w:oddVBand="0" w:evenVBand="0" w:oddHBand="0" w:evenHBand="0" w:firstRowFirstColumn="0" w:firstRowLastColumn="0" w:lastRowFirstColumn="0" w:lastRowLastColumn="0"/>
+            <w:tcW w:w="1727" w:type="pct"/>
+            <w:vAlign w:val="center"/>
+            <w:hideMark/>
+          </w:tcPr>
+          <w:p>
+            <w:pPr>
+              <w:pStyle w:val="NoSpacing"/>
+              <w:rPr>
+                <w:sz w:val="22"/>
+                <w:szCs w:val="22"/>
+                <w:lang w:eastAsia="en-GB"/>
+              </w:rPr>
+            </w:pPr>
+            <w:r>
+              <w:rPr>
+                <w:sz w:val="22"/>
+                <w:szCs w:val="22"/>
+                <w:lang w:eastAsia="en-GB"/>
+              </w:rPr>
+              <w:t>Foreign direct investment, net inflows</w:t>
+            </w:r>
+          </w:p>
+        </w:tc>
+        <w:tc>
+          <w:tcPr>
+            <w:tcW w:w="1337" w:type="pct"/>
+            <w:vAlign w:val="center"/>
+            <w:hideMark/>
+          </w:tcPr>
+          <w:p>
+            <w:pPr>
+              <w:pStyle w:val="NoSpacing"/>
+              <w:cnfStyle w:val="000000000000" w:firstRow="0" w:lastRow="0" w:firstColumn="0" w:lastColumn="0" w:oddVBand="0" w:evenVBand="0" w:oddHBand="0" w:evenHBand="0" w:firstRowFirstColumn="0" w:firstRowLastColumn="0" w:lastRowFirstColumn="0" w:lastRowLastColumn="0"/>
+              <w:rPr>
+                <w:sz w:val="22"/>
+                <w:szCs w:val="22"/>
+                <w:lang w:eastAsia="en-GB"/>
+              </w:rPr>
+            </w:pPr>
+            <w:r>
+              <w:rPr>
+                <w:sz w:val="22"/>
+                <w:szCs w:val="22"/>
+                <w:lang w:eastAsia="en-GB"/>
+              </w:rPr>
+              <w:t>% of GDP</w:t>
+            </w:r>
+          </w:p>
+        </w:tc>
+        <w:tc>
+          <w:tcPr>
+            <w:tcW w:w="1936" w:type="pct"/>
+            <w:vAlign w:val="center"/>
+            <w:hideMark/>
+          </w:tcPr>
+          <w:p>
+            <w:pPr>
+              <w:pStyle w:val="NoSpacing"/>
+              <w:cnfStyle w:val="000000000000" w:firstRow="0" w:lastRow="0" w:firstColumn="0" w:lastColumn="0" w:oddVBand="0" w:evenVBand="0" w:oddHBand="0" w:evenHBand="0" w:firstRowFirstColumn="0" w:firstRowLastColumn="0" w:lastRowFirstColumn="0" w:lastRowLastColumn="0"/>
+              <w:rPr>
+                <w:sz w:val="22"/>
+                <w:szCs w:val="22"/>
+                <w:lang w:eastAsia="en-GB"/>
+              </w:rPr>
+            </w:pPr>
+            <w:r>
+              <w:rPr>
+                <w:sz w:val="22"/>
+                <w:szCs w:val="22"/>
+                <w:lang w:eastAsia="en-GB"/>
+              </w:rPr>
+              <w:t>KPI cards, latest-position chart, heatmap</w:t>
+            </w:r>
+          </w:p>
+        </w:tc>
+      </w:tr>
+      <w:tr>
+        <w:trPr>
+          <w:trHeight w:val="645"/>
+        </w:trPr>
+        <w:tc>
+          <w:tcPr>
+            <w:cnfStyle w:val="001000000000" w:firstRow="0" w:lastRow="0" w:firstColumn="1" w:lastColumn="0" w:oddVBand="0" w:evenVBand="0" w:oddHBand="0" w:evenHBand="0" w:firstRowFirstColumn="0" w:firstRowLastColumn="0" w:lastRowFirstColumn="0" w:lastRowLastColumn="0"/>
+            <w:tcW w:w="1727" w:type="pct"/>
+            <w:vAlign w:val="center"/>
+          </w:tcPr>
+          <w:p>
+            <w:pPr>
+              <w:pStyle w:val="NoSpacing"/>
+              <w:rPr>
+                <w:sz w:val="22"/>
+                <w:szCs w:val="22"/>
+                <w:lang w:eastAsia="en-GB"/>
+              </w:rPr>
+            </w:pPr>
+            <w:r>
+              <w:rPr>
+                <w:sz w:val="22"/>
+                <w:szCs w:val="22"/>
+                <w:lang w:eastAsia="en-GB"/>
+              </w:rPr>
+              <w:t>Current account balance</w:t>
+            </w:r>
+          </w:p>
+        </w:tc>
+        <w:tc>
+          <w:tcPr>
+            <w:tcW w:w="1337" w:type="pct"/>
+            <w:vAlign w:val="center"/>
+          </w:tcPr>
+          <w:p>
+            <w:pPr>
+              <w:pStyle w:val="NoSpacing"/>
+              <w:cnfStyle w:val="000000000000" w:firstRow="0" w:lastRow="0" w:firstColumn="0" w:lastColumn="0" w:oddVBand="0" w:evenVBand="0" w:oddHBand="0" w:evenHBand="0" w:firstRowFirstColumn="0" w:firstRowLastColumn="0" w:lastRowFirstColumn="0" w:lastRowLastColumn="0"/>
+              <w:rPr>
+                <w:sz w:val="22"/>
+                <w:szCs w:val="22"/>
+                <w:lang w:eastAsia="en-GB"/>
+              </w:rPr>
+            </w:pPr>
+            <w:r>
+              <w:rPr>
+                <w:sz w:val="22"/>
+                <w:szCs w:val="22"/>
+                <w:lang w:eastAsia="en-GB"/>
+              </w:rPr>
+              <w:t>% of GDP</w:t>
+            </w:r>
+          </w:p>
+        </w:tc>
+        <w:tc>
+          <w:tcPr>
+            <w:tcW w:w="1936" w:type="pct"/>
+            <w:vAlign w:val="center"/>
+          </w:tcPr>
+          <w:p>
+            <w:pPr>
+              <w:pStyle w:val="NoSpacing"/>
+              <w:cnfStyle w:val="000000000000" w:firstRow="0" w:lastRow="0" w:firstColumn="0" w:lastColumn="0" w:oddVBand="0" w:evenVBand="0" w:oddHBand="0" w:evenHBand="0" w:firstRowFirstColumn="0" w:firstRowLastColumn="0" w:lastRowFirstColumn="0" w:lastRowLastColumn="0"/>
+              <w:rPr>
+                <w:sz w:val="22"/>
+                <w:szCs w:val="22"/>
+                <w:lang w:eastAsia="en-GB"/>
+              </w:rPr>
+            </w:pPr>
+            <w:r>
+              <w:rPr>
+                <w:sz w:val="22"/>
+                <w:szCs w:val="22"/>
+                <w:lang w:eastAsia="en-GB"/>
+              </w:rPr>
+              <w:t>latest-position chart, heatmap</w:t>
+            </w:r>
+          </w:p>
+        </w:tc>
+      </w:tr>
+    </w:tbl>
+    <w:p>
+      <w:pPr>
+        <w:pStyle w:val="Caption"/>
+        <w:jc w:val="center"/>
+      </w:pPr>
+      <w:bookmarkStart w:id="8" w:name="_Toc226472735"/>
+      <w:r>
+        <w:t xml:space="preserve">Table </w:t>
+      </w:r>
+      <w:fldSimple w:instr=" SEQ Table \* ARABIC ">
+        <w:r>
+          <w:rPr>
+            <w:noProof/>
+          </w:rPr>
+          <w:t>1</w:t>
+        </w:r>
+      </w:fldSimple>
+      <w:r>
+        <w:t>.</w:t>
       </w:r>
       <w:r>
         <w:t xml:space="preserve"> </w:t>
       </w:r>
       <w:r>
-        <w:t>$)</w:t>
-      </w:r>
-    </w:p>
-    <w:p>
-      <w:pPr>
-        <w:numPr>
-          <w:ilvl w:val="0"/>
-          <w:numId w:val="11"/>
-        </w:numPr>
-      </w:pPr>
-      <w:r>
-        <w:t>Inflation, GDP deflator (</w:t>
-      </w:r>
-      <w:r>
-        <w:t>A</w:t>
-      </w:r>
-      <w:r>
-        <w:t>nnual %)</w:t>
-      </w:r>
-    </w:p>
-    <w:p>
-      <w:pPr>
-        <w:numPr>
-          <w:ilvl w:val="0"/>
-          <w:numId w:val="11"/>
-        </w:numPr>
-      </w:pPr>
-      <w:r>
-        <w:t xml:space="preserve">Unemployment, total (% of </w:t>
-      </w:r>
-      <w:r>
-        <w:t>T</w:t>
-      </w:r>
-      <w:r>
-        <w:t xml:space="preserve">otal </w:t>
-      </w:r>
-      <w:r>
-        <w:t>L</w:t>
-      </w:r>
-      <w:r>
-        <w:t>abour</w:t>
-      </w:r>
-      <w:r>
-        <w:t xml:space="preserve"> </w:t>
-      </w:r>
-      <w:r>
-        <w:t>F</w:t>
-      </w:r>
-      <w:r>
-        <w:t>orce)</w:t>
-      </w:r>
-    </w:p>
-    <w:p>
-      <w:pPr>
-        <w:numPr>
-          <w:ilvl w:val="0"/>
-          <w:numId w:val="11"/>
-        </w:numPr>
-      </w:pPr>
-      <w:r>
-        <w:t>Exports of goods and services (% of GDP)</w:t>
-      </w:r>
-    </w:p>
-    <w:p>
-      <w:pPr>
-        <w:numPr>
-          <w:ilvl w:val="0"/>
-          <w:numId w:val="11"/>
-        </w:numPr>
-      </w:pPr>
-      <w:r>
-        <w:t>Imports of goods and services (% of GDP)</w:t>
-      </w:r>
-    </w:p>
-    <w:p>
-      <w:pPr>
-        <w:numPr>
-          <w:ilvl w:val="0"/>
-          <w:numId w:val="11"/>
-        </w:numPr>
-      </w:pPr>
-      <w:r>
-        <w:t>Foreign direct investment, net inflows (% of GDP)</w:t>
-      </w:r>
-    </w:p>
-    <w:p>
-      <w:pPr>
-        <w:numPr>
-          <w:ilvl w:val="0"/>
-          <w:numId w:val="11"/>
-        </w:numPr>
-      </w:pPr>
-      <w:r>
-        <w:t>Current account balance (% of GDP)</w:t>
+        <w:t>Indicators used in the dashboard</w:t>
+      </w:r>
+      <w:bookmarkEnd w:id="8"/>
+    </w:p>
+    <w:p>
+      <w:r>
+        <w:br w:type="page"/>
       </w:r>
     </w:p>
     <w:p>
@@ -3911,7 +4883,8 @@
         <w:jc w:val="both"/>
       </w:pPr>
       <w:r>
-        <w:t>These indicators were selected because they jointly capture three important dimensions of the Argentin</w:t>
+        <w:lastRenderedPageBreak/>
+        <w:t>These indicators were selected because they jointly capture three important dimensions of Argentin</w:t>
       </w:r>
       <w:r>
         <w:t>a’s</w:t>
@@ -3985,22 +4958,30 @@
           <w:numId w:val="7"/>
         </w:numPr>
       </w:pPr>
-      <w:bookmarkStart w:id="6" w:name="_Toc226460201"/>
-      <w:r>
-        <w:lastRenderedPageBreak/>
+      <w:bookmarkStart w:id="9" w:name="_Toc226470977"/>
+      <w:r>
         <w:t>Data Preparation and Structure</w:t>
       </w:r>
-      <w:bookmarkEnd w:id="6"/>
+      <w:bookmarkEnd w:id="9"/>
     </w:p>
     <w:p>
       <w:pPr>
         <w:jc w:val="both"/>
       </w:pPr>
       <w:r>
-        <w:t>The dashboard uses a processed tidy file with the fields</w:t>
-      </w:r>
-      <w:r>
-        <w:t xml:space="preserve"> - </w:t>
+        <w:t>The dashboard uses a processed tidy file with the</w:t>
+      </w:r>
+      <w:r>
+        <w:t xml:space="preserve"> following</w:t>
+      </w:r>
+      <w:r>
+        <w:t xml:space="preserve"> fields</w:t>
+      </w:r>
+      <w:r>
+        <w:t>:</w:t>
+      </w:r>
+      <w:r>
+        <w:t xml:space="preserve"> </w:t>
       </w:r>
       <w:r>
         <w:rPr>
@@ -4219,13 +5200,10 @@
         <w:jc w:val="both"/>
       </w:pPr>
       <w:r>
-        <w:t xml:space="preserve">This </w:t>
-      </w:r>
-      <w:r>
-        <w:t>data preparation with required filers and structure</w:t>
-      </w:r>
-      <w:r>
-        <w:t xml:space="preserve"> preserves the raw data source while creating a cleaner analytical layer for visualisation.</w:t>
+        <w:t>This preparation process, including the required filters and tidy structure, preserves the raw data source while creating a cleaner analytical layer for visualisation</w:t>
+      </w:r>
+      <w:r>
+        <w:t>.</w:t>
       </w:r>
     </w:p>
     <w:p>
@@ -4236,14 +5214,14 @@
           <w:numId w:val="7"/>
         </w:numPr>
       </w:pPr>
-      <w:bookmarkStart w:id="7" w:name="_Toc226460202"/>
+      <w:bookmarkStart w:id="10" w:name="_Toc226470978"/>
       <w:r>
         <w:t xml:space="preserve">Interesting </w:t>
       </w:r>
       <w:r>
         <w:t>Attributes</w:t>
       </w:r>
-      <w:bookmarkEnd w:id="7"/>
+      <w:bookmarkEnd w:id="10"/>
     </w:p>
     <w:p>
       <w:pPr>
@@ -4354,11 +5332,12 @@
           <w:numId w:val="1"/>
         </w:numPr>
       </w:pPr>
-      <w:bookmarkStart w:id="8" w:name="_Toc226460203"/>
-      <w:r>
+      <w:bookmarkStart w:id="11" w:name="_Toc226470979"/>
+      <w:r>
+        <w:lastRenderedPageBreak/>
         <w:t>Visualisations and Analysis</w:t>
       </w:r>
-      <w:bookmarkEnd w:id="8"/>
+      <w:bookmarkEnd w:id="11"/>
     </w:p>
     <w:p>
       <w:pPr>
@@ -4368,7 +5347,7 @@
           <w:numId w:val="8"/>
         </w:numPr>
       </w:pPr>
-      <w:bookmarkStart w:id="9" w:name="_Toc226460204"/>
+      <w:bookmarkStart w:id="12" w:name="_Toc226470980"/>
       <w:r>
         <w:t xml:space="preserve">Visualisation 1: </w:t>
       </w:r>
@@ -4378,7 +5357,7 @@
       <w:r>
         <w:t>Summary Cards</w:t>
       </w:r>
-      <w:bookmarkEnd w:id="9"/>
+      <w:bookmarkEnd w:id="12"/>
     </w:p>
     <w:p>
       <w:pPr>
@@ -4477,19 +5456,7 @@
         <w:jc w:val="both"/>
       </w:pPr>
       <w:r>
-        <w:t xml:space="preserve">The cards </w:t>
-      </w:r>
-      <w:r>
-        <w:t xml:space="preserve">at one glance shows that </w:t>
-      </w:r>
-      <w:r>
-        <w:t>Argentina</w:t>
-      </w:r>
-      <w:r>
-        <w:t xml:space="preserve">’s </w:t>
-      </w:r>
-      <w:r>
-        <w:t>macroeconomic picture remains pressured</w:t>
+        <w:t>At a glance, the cards show that Argentina’s macroeconomic picture remains under pressure</w:t>
       </w:r>
       <w:r>
         <w:t>,</w:t>
@@ -4509,7 +5476,6 @@
         <w:jc w:val="both"/>
       </w:pPr>
       <w:r>
-        <w:lastRenderedPageBreak/>
         <w:t>The KPI design also supports clarity by separating current level from historical trend. </w:t>
       </w:r>
       <w:r>
@@ -4521,11 +5487,14 @@
     </w:p>
     <w:p>
       <w:r>
+        <w:rPr>
+          <w:noProof/>
+        </w:rPr>
         <w:drawing>
-          <wp:inline distT="0" distB="0" distL="0" distR="0" wp14:anchorId="127379E4" wp14:editId="2ADE567D">
-            <wp:extent cx="5702300" cy="1155496"/>
-            <wp:effectExtent l="0" t="0" r="0" b="6985"/>
-            <wp:docPr id="1073968430" name="Picture 1"/>
+          <wp:inline distT="0" distB="0" distL="0" distR="0" wp14:anchorId="6FD641CD" wp14:editId="6B082051">
+            <wp:extent cx="5731510" cy="1140460"/>
+            <wp:effectExtent l="19050" t="19050" r="21590" b="21590"/>
+            <wp:docPr id="371564686" name="Picture 1"/>
             <wp:cNvGraphicFramePr>
               <a:graphicFrameLocks xmlns:a="http://schemas.openxmlformats.org/drawingml/2006/main" noChangeAspect="1"/>
             </wp:cNvGraphicFramePr>
@@ -4533,7 +5502,7 @@
               <a:graphicData uri="http://schemas.openxmlformats.org/drawingml/2006/picture">
                 <pic:pic xmlns:pic="http://schemas.openxmlformats.org/drawingml/2006/picture">
                   <pic:nvPicPr>
-                    <pic:cNvPr id="1073968430" name=""/>
+                    <pic:cNvPr id="371564686" name=""/>
                     <pic:cNvPicPr/>
                   </pic:nvPicPr>
                   <pic:blipFill>
@@ -4545,11 +5514,19 @@
                   <pic:spPr>
                     <a:xfrm>
                       <a:off x="0" y="0"/>
-                      <a:ext cx="5715244" cy="1158119"/>
+                      <a:ext cx="5731510" cy="1140460"/>
                     </a:xfrm>
                     <a:prstGeom prst="rect">
                       <a:avLst/>
                     </a:prstGeom>
+                    <a:ln>
+                      <a:solidFill>
+                        <a:schemeClr val="tx2">
+                          <a:lumMod val="60000"/>
+                          <a:lumOff val="40000"/>
+                        </a:schemeClr>
+                      </a:solidFill>
+                    </a:ln>
                   </pic:spPr>
                 </pic:pic>
               </a:graphicData>
@@ -4563,7 +5540,7 @@
         <w:pStyle w:val="Caption"/>
         <w:jc w:val="center"/>
       </w:pPr>
-      <w:bookmarkStart w:id="10" w:name="_Toc226459889"/>
+      <w:bookmarkStart w:id="13" w:name="_Toc226472727"/>
       <w:r>
         <w:t xml:space="preserve">Figure </w:t>
       </w:r>
@@ -4576,9 +5553,21 @@
         </w:r>
       </w:fldSimple>
       <w:r>
-        <w:t xml:space="preserve"> KPI Summar Cards</w:t>
-      </w:r>
-      <w:bookmarkEnd w:id="10"/>
+        <w:rPr>
+          <w:noProof/>
+        </w:rPr>
+        <w:t>.</w:t>
+      </w:r>
+      <w:r>
+        <w:t xml:space="preserve"> </w:t>
+      </w:r>
+      <w:r>
+        <w:t>KPI summary cards for Argentina's latest macroeconomic indicators</w:t>
+      </w:r>
+      <w:r>
+        <w:t>.</w:t>
+      </w:r>
+      <w:bookmarkEnd w:id="13"/>
     </w:p>
     <w:p>
       <w:pPr>
@@ -4588,23 +5577,14 @@
           <w:numId w:val="8"/>
         </w:numPr>
       </w:pPr>
-      <w:bookmarkStart w:id="11" w:name="_Toc226460205"/>
-      <w:r>
-        <w:t xml:space="preserve">Visualisation </w:t>
-      </w:r>
-      <w:r>
-        <w:t>2</w:t>
-      </w:r>
-      <w:r>
-        <w:t>:</w:t>
-      </w:r>
-      <w:r>
-        <w:t xml:space="preserve"> </w:t>
+      <w:bookmarkStart w:id="14" w:name="_Toc226470981"/>
+      <w:r>
+        <w:t xml:space="preserve">Visualisation 2: </w:t>
       </w:r>
       <w:r>
         <w:t>GDP Growth Cycle</w:t>
       </w:r>
-      <w:bookmarkEnd w:id="11"/>
+      <w:bookmarkEnd w:id="14"/>
     </w:p>
     <w:p>
       <w:pPr>
@@ -4635,10 +5615,14 @@
         <w:jc w:val="center"/>
       </w:pPr>
       <w:r>
+        <w:rPr>
+          <w:noProof/>
+        </w:rPr>
+        <w:lastRenderedPageBreak/>
         <w:drawing>
-          <wp:inline distT="0" distB="0" distL="0" distR="0" wp14:anchorId="23063C7A" wp14:editId="102BBD7D">
-            <wp:extent cx="5572760" cy="3235856"/>
-            <wp:effectExtent l="0" t="0" r="0" b="3175"/>
+          <wp:inline distT="0" distB="0" distL="0" distR="0" wp14:anchorId="23063C7A" wp14:editId="289AB693">
+            <wp:extent cx="5752800" cy="3344400"/>
+            <wp:effectExtent l="19050" t="19050" r="19685" b="27940"/>
             <wp:docPr id="874207379" name="Picture 1"/>
             <wp:cNvGraphicFramePr>
               <a:graphicFrameLocks xmlns:a="http://schemas.openxmlformats.org/drawingml/2006/main" noChangeAspect="1"/>
@@ -4659,11 +5643,19 @@
                   <pic:spPr>
                     <a:xfrm>
                       <a:off x="0" y="0"/>
-                      <a:ext cx="5586674" cy="3243935"/>
+                      <a:ext cx="5752800" cy="3344400"/>
                     </a:xfrm>
                     <a:prstGeom prst="rect">
                       <a:avLst/>
                     </a:prstGeom>
+                    <a:ln>
+                      <a:solidFill>
+                        <a:schemeClr val="tx2">
+                          <a:lumMod val="60000"/>
+                          <a:lumOff val="40000"/>
+                        </a:schemeClr>
+                      </a:solidFill>
+                    </a:ln>
                   </pic:spPr>
                 </pic:pic>
               </a:graphicData>
@@ -4677,7 +5669,7 @@
         <w:pStyle w:val="Caption"/>
         <w:jc w:val="center"/>
       </w:pPr>
-      <w:bookmarkStart w:id="12" w:name="_Toc226459890"/>
+      <w:bookmarkStart w:id="15" w:name="_Toc226472728"/>
       <w:r>
         <w:t xml:space="preserve">Figure </w:t>
       </w:r>
@@ -4690,12 +5682,21 @@
         </w:r>
       </w:fldSimple>
       <w:r>
+        <w:rPr>
+          <w:noProof/>
+        </w:rPr>
+        <w:t>.</w:t>
+      </w:r>
+      <w:r>
         <w:t xml:space="preserve"> </w:t>
       </w:r>
       <w:r>
-        <w:t>GDP Growth Cycle</w:t>
-      </w:r>
-      <w:bookmarkEnd w:id="12"/>
+        <w:t>GDP growth cycle in Argentina, 2000-202</w:t>
+      </w:r>
+      <w:r>
+        <w:t>4.</w:t>
+      </w:r>
+      <w:bookmarkEnd w:id="15"/>
     </w:p>
     <w:p>
       <w:pPr>
@@ -4705,106 +5706,109 @@
           <w:numId w:val="8"/>
         </w:numPr>
       </w:pPr>
-      <w:bookmarkStart w:id="13" w:name="_Toc226460206"/>
-      <w:r>
+      <w:bookmarkStart w:id="16" w:name="_Toc226470982"/>
+      <w:r>
+        <w:t xml:space="preserve">Visualisation 3: </w:t>
+      </w:r>
+      <w:r>
+        <w:t>GDP Scale Over Time</w:t>
+      </w:r>
+      <w:bookmarkEnd w:id="16"/>
+    </w:p>
+    <w:p>
+      <w:pPr>
+        <w:jc w:val="both"/>
+      </w:pPr>
+      <w:r>
+        <w:t>The GDP scale chart uses an area chart in current US dollars to show the changing size of the economy over time. </w:t>
+      </w:r>
+      <w:r>
+        <w:t>Th</w:t>
+      </w:r>
+      <w:r>
+        <w:t>i</w:t>
+      </w:r>
+      <w:r>
+        <w:t>s visual</w:t>
+      </w:r>
+      <w:r>
+        <w:t>isation</w:t>
+      </w:r>
+      <w:r>
+        <w:t xml:space="preserve"> complements</w:t>
+      </w:r>
+      <w:r>
+        <w:t xml:space="preserve"> the GDP growth chart. </w:t>
+      </w:r>
+      <w:r>
+        <w:t>The GDP growth chart highlights the rate of change, whereas the GDP scale chart highlights economic magnitude</w:t>
+      </w:r>
+      <w:r>
+        <w:t>.</w:t>
+      </w:r>
+    </w:p>
+    <w:p>
+      <w:pPr>
+        <w:jc w:val="both"/>
+      </w:pPr>
+      <w:r>
+        <w:t xml:space="preserve">The chart shows that Argentina remains a large economy in nominal scale even when growth performance is unstable. A country </w:t>
+      </w:r>
+      <w:r>
+        <w:t>with</w:t>
+      </w:r>
+      <w:r>
+        <w:t xml:space="preserve"> a large economy </w:t>
+      </w:r>
+      <w:r>
+        <w:t>but</w:t>
+      </w:r>
+      <w:r>
+        <w:t xml:space="preserve"> </w:t>
+      </w:r>
+      <w:r>
+        <w:t>severe macroeconomic instability. The visual</w:t>
+      </w:r>
+      <w:r>
+        <w:t>,</w:t>
+      </w:r>
+      <w:r>
+        <w:t xml:space="preserve"> therefore</w:t>
+      </w:r>
+      <w:r>
+        <w:t>,</w:t>
+      </w:r>
+      <w:r>
+        <w:t xml:space="preserve"> prevents the </w:t>
+      </w:r>
+      <w:r>
+        <w:t>viewer</w:t>
+      </w:r>
+      <w:r>
+        <w:t xml:space="preserve"> from equating economic size with economic stability.</w:t>
+      </w:r>
+    </w:p>
+    <w:p>
+      <w:pPr>
+        <w:jc w:val="both"/>
+      </w:pPr>
+      <w:r>
+        <w:t>Expressing GDP in billions of current US dollars improves readability and makes the chart more suitable for dashboard presentation. It also reinforces the need to interpret the visual carefully, since nominal GDP can rise even when underlying macroeconomic conditions remain fragile.</w:t>
+      </w:r>
+    </w:p>
+    <w:p>
+      <w:pPr>
+        <w:jc w:val="center"/>
+      </w:pPr>
+      <w:r>
+        <w:rPr>
+          <w:noProof/>
+        </w:rPr>
         <w:lastRenderedPageBreak/>
-        <w:t xml:space="preserve">Visualisation </w:t>
-      </w:r>
-      <w:r>
-        <w:t>3</w:t>
-      </w:r>
-      <w:r>
-        <w:t xml:space="preserve">: </w:t>
-      </w:r>
-      <w:r>
-        <w:t>GDP Scale Over Time</w:t>
-      </w:r>
-      <w:bookmarkEnd w:id="13"/>
-    </w:p>
-    <w:p>
-      <w:pPr>
-        <w:jc w:val="both"/>
-      </w:pPr>
-      <w:r>
-        <w:t>The GDP scale chart uses an area chart in current US dollars to show the changing size of the economy over time. </w:t>
-      </w:r>
-      <w:r>
-        <w:t>Th</w:t>
-      </w:r>
-      <w:r>
-        <w:t>ese visual complements</w:t>
-      </w:r>
-      <w:r>
-        <w:t xml:space="preserve"> the GDP growth chart. </w:t>
-      </w:r>
-      <w:r>
-        <w:t>The</w:t>
-      </w:r>
-      <w:r>
-        <w:t xml:space="preserve"> GDP growth highlights rate of change</w:t>
-      </w:r>
-      <w:r>
-        <w:t xml:space="preserve"> whereas</w:t>
-      </w:r>
-      <w:r>
-        <w:t> the GDP scale chart highlights magnitude.</w:t>
-      </w:r>
-    </w:p>
-    <w:p>
-      <w:pPr>
-        <w:jc w:val="both"/>
-      </w:pPr>
-      <w:r>
-        <w:t xml:space="preserve">The chart shows that Argentina remains a large economy in nominal scale even when growth performance is unstable. A country </w:t>
-      </w:r>
-      <w:r>
-        <w:t>with</w:t>
-      </w:r>
-      <w:r>
-        <w:t xml:space="preserve"> a large economy and</w:t>
-      </w:r>
-      <w:r>
-        <w:t xml:space="preserve"> </w:t>
-      </w:r>
-      <w:r>
-        <w:t>severe macroeconomic instability. The visual</w:t>
-      </w:r>
-      <w:r>
-        <w:t>,</w:t>
-      </w:r>
-      <w:r>
-        <w:t xml:space="preserve"> therefore</w:t>
-      </w:r>
-      <w:r>
-        <w:t>,</w:t>
-      </w:r>
-      <w:r>
-        <w:t xml:space="preserve"> prevents the </w:t>
-      </w:r>
-      <w:r>
-        <w:t>viewer</w:t>
-      </w:r>
-      <w:r>
-        <w:t xml:space="preserve"> from equating economic size with economic stability.</w:t>
-      </w:r>
-    </w:p>
-    <w:p>
-      <w:pPr>
-        <w:jc w:val="both"/>
-      </w:pPr>
-      <w:r>
-        <w:t>Expressing GDP in billions of current US dollars improves readability and makes the chart more suitable for dashboard presentation. It also reinforces the need to interpret the visual carefully, since nominal GDP can rise even when underlying macroeconomic conditions remain fragile.</w:t>
-      </w:r>
-    </w:p>
-    <w:p>
-      <w:pPr>
-        <w:jc w:val="both"/>
-      </w:pPr>
-      <w:r>
         <w:drawing>
-          <wp:inline distT="0" distB="0" distL="0" distR="0" wp14:anchorId="4AB70D03" wp14:editId="2B25E777">
-            <wp:extent cx="5731510" cy="3365500"/>
-            <wp:effectExtent l="0" t="0" r="2540" b="6350"/>
+          <wp:inline distT="0" distB="0" distL="0" distR="0" wp14:anchorId="4AB70D03" wp14:editId="077D6505">
+            <wp:extent cx="5698800" cy="3348000"/>
+            <wp:effectExtent l="19050" t="19050" r="16510" b="24130"/>
             <wp:docPr id="1022161675" name="Picture 1"/>
             <wp:cNvGraphicFramePr>
               <a:graphicFrameLocks xmlns:a="http://schemas.openxmlformats.org/drawingml/2006/main" noChangeAspect="1"/>
@@ -4825,11 +5829,19 @@
                   <pic:spPr>
                     <a:xfrm>
                       <a:off x="0" y="0"/>
-                      <a:ext cx="5731510" cy="3365500"/>
+                      <a:ext cx="5698800" cy="3348000"/>
                     </a:xfrm>
                     <a:prstGeom prst="rect">
                       <a:avLst/>
                     </a:prstGeom>
+                    <a:ln>
+                      <a:solidFill>
+                        <a:schemeClr val="tx2">
+                          <a:lumMod val="60000"/>
+                          <a:lumOff val="40000"/>
+                        </a:schemeClr>
+                      </a:solidFill>
+                    </a:ln>
                   </pic:spPr>
                 </pic:pic>
               </a:graphicData>
@@ -4843,7 +5855,7 @@
         <w:pStyle w:val="Caption"/>
         <w:jc w:val="center"/>
       </w:pPr>
-      <w:bookmarkStart w:id="14" w:name="_Toc226459891"/>
+      <w:bookmarkStart w:id="17" w:name="_Toc226472729"/>
       <w:r>
         <w:t xml:space="preserve">Figure </w:t>
       </w:r>
@@ -4856,12 +5868,21 @@
         </w:r>
       </w:fldSimple>
       <w:r>
-        <w:t xml:space="preserve"> G</w:t>
-      </w:r>
-      <w:r>
-        <w:t>DP Scale Over Time</w:t>
-      </w:r>
-      <w:bookmarkEnd w:id="14"/>
+        <w:rPr>
+          <w:noProof/>
+        </w:rPr>
+        <w:t>.</w:t>
+      </w:r>
+      <w:r>
+        <w:t xml:space="preserve"> </w:t>
+      </w:r>
+      <w:r>
+        <w:t>Nominal GDP scale in Argentina, 2000-2024</w:t>
+      </w:r>
+      <w:r>
+        <w:t>.</w:t>
+      </w:r>
+      <w:bookmarkEnd w:id="17"/>
     </w:p>
     <w:p>
       <w:pPr>
@@ -4871,20 +5892,14 @@
           <w:numId w:val="8"/>
         </w:numPr>
       </w:pPr>
-      <w:bookmarkStart w:id="15" w:name="_Toc226460207"/>
-      <w:r>
-        <w:t xml:space="preserve">Visualisation </w:t>
-      </w:r>
-      <w:r>
-        <w:t>4</w:t>
-      </w:r>
-      <w:r>
-        <w:t xml:space="preserve">: </w:t>
+      <w:bookmarkStart w:id="18" w:name="_Toc226470983"/>
+      <w:r>
+        <w:t xml:space="preserve">Visualisation 4: </w:t>
       </w:r>
       <w:r>
         <w:t>Inflation and Unemployment</w:t>
       </w:r>
-      <w:bookmarkEnd w:id="15"/>
+      <w:bookmarkEnd w:id="18"/>
     </w:p>
     <w:p>
       <w:pPr>
@@ -4899,36 +5914,42 @@
         <w:jc w:val="both"/>
       </w:pPr>
       <w:r>
-        <w:t xml:space="preserve">The chart shows that recent Argentine stress is driven especially strongly by price instability. Unemployment matters, but the inflation series diverges much more sharply in recent years. This distinction is important because it highlights that macroeconomic </w:t>
-      </w:r>
-      <w:r>
+        <w:t>The chart shows that recent Argentine stress is driven especially strongly by price instability. Unemployment matters, but the inflation series diverges much more sharply in recent years. This distinction is important because it highlights that macroeconomic deterioration is not only about labour-market weakness. The inflation surge represents a broader destabilisation of the economic environment.</w:t>
+      </w:r>
+    </w:p>
+    <w:p>
+      <w:pPr>
+        <w:jc w:val="both"/>
+      </w:pPr>
+      <w:r>
+        <w:t xml:space="preserve">The GDP deflator was selected instead of consumer price inflation because it provided complete historical coverage across the chosen period in the available WDI </w:t>
+      </w:r>
+      <w:r>
+        <w:t xml:space="preserve">data </w:t>
+      </w:r>
+      <w:r>
+        <w:t>extract</w:t>
+      </w:r>
+      <w:r>
+        <w:t xml:space="preserve"> [1,2]</w:t>
+      </w:r>
+      <w:r>
+        <w:t>. The visual still succeeds analytically because the purpose is to show broad price-system instability over time.</w:t>
+      </w:r>
+    </w:p>
+    <w:p>
+      <w:pPr>
+        <w:jc w:val="both"/>
+      </w:pPr>
+      <w:r>
+        <w:rPr>
+          <w:noProof/>
+        </w:rPr>
         <w:lastRenderedPageBreak/>
-        <w:t>deterioration is not only about labour-market weakness. The inflation surge represents a broader destabilisation of the economic environment.</w:t>
-      </w:r>
-    </w:p>
-    <w:p>
-      <w:pPr>
-        <w:jc w:val="both"/>
-      </w:pPr>
-      <w:r>
-        <w:t xml:space="preserve">The GDP deflator was selected instead of consumer price inflation because it provided complete historical coverage across the chosen period in the available WDI </w:t>
-      </w:r>
-      <w:r>
-        <w:t xml:space="preserve">data </w:t>
-      </w:r>
-      <w:r>
-        <w:t>extract. The visual still succeeds analytically because the purpose is to show broad price-system instability over time.</w:t>
-      </w:r>
-    </w:p>
-    <w:p>
-      <w:pPr>
-        <w:jc w:val="both"/>
-      </w:pPr>
-      <w:r>
         <w:drawing>
-          <wp:inline distT="0" distB="0" distL="0" distR="0" wp14:anchorId="73ABEE6B" wp14:editId="3C120994">
+          <wp:inline distT="0" distB="0" distL="0" distR="0" wp14:anchorId="73ABEE6B" wp14:editId="3D0C8EB0">
             <wp:extent cx="5731510" cy="3368675"/>
-            <wp:effectExtent l="0" t="0" r="2540" b="3175"/>
+            <wp:effectExtent l="19050" t="19050" r="21590" b="22225"/>
             <wp:docPr id="1154154452" name="Picture 1"/>
             <wp:cNvGraphicFramePr>
               <a:graphicFrameLocks xmlns:a="http://schemas.openxmlformats.org/drawingml/2006/main" noChangeAspect="1"/>
@@ -4954,6 +5975,14 @@
                     <a:prstGeom prst="rect">
                       <a:avLst/>
                     </a:prstGeom>
+                    <a:ln>
+                      <a:solidFill>
+                        <a:schemeClr val="tx2">
+                          <a:lumMod val="60000"/>
+                          <a:lumOff val="40000"/>
+                        </a:schemeClr>
+                      </a:solidFill>
+                    </a:ln>
                   </pic:spPr>
                 </pic:pic>
               </a:graphicData>
@@ -4967,7 +5996,7 @@
         <w:pStyle w:val="Caption"/>
         <w:jc w:val="center"/>
       </w:pPr>
-      <w:bookmarkStart w:id="16" w:name="_Toc226459892"/>
+      <w:bookmarkStart w:id="19" w:name="_Toc226472730"/>
       <w:r>
         <w:t xml:space="preserve">Figure </w:t>
       </w:r>
@@ -4980,12 +6009,21 @@
         </w:r>
       </w:fldSimple>
       <w:r>
+        <w:rPr>
+          <w:noProof/>
+        </w:rPr>
+        <w:t>.</w:t>
+      </w:r>
+      <w:r>
         <w:t xml:space="preserve"> </w:t>
       </w:r>
       <w:r>
-        <w:t>Inflation and Unemployment</w:t>
-      </w:r>
-      <w:bookmarkEnd w:id="16"/>
+        <w:t>GDP deflator inflation and unemployment in Argentina, 2000-2024</w:t>
+      </w:r>
+      <w:r>
+        <w:t>.</w:t>
+      </w:r>
+      <w:bookmarkEnd w:id="19"/>
     </w:p>
     <w:p>
       <w:pPr>
@@ -4995,20 +6033,14 @@
           <w:numId w:val="8"/>
         </w:numPr>
       </w:pPr>
-      <w:bookmarkStart w:id="17" w:name="_Toc226460208"/>
-      <w:r>
-        <w:t xml:space="preserve">Visualisation </w:t>
-      </w:r>
-      <w:r>
-        <w:t>5</w:t>
-      </w:r>
-      <w:r>
-        <w:t xml:space="preserve">: </w:t>
+      <w:bookmarkStart w:id="20" w:name="_Toc226470984"/>
+      <w:r>
+        <w:t xml:space="preserve">Visualisation 5: </w:t>
       </w:r>
       <w:r>
         <w:t>Trade Openness Profile</w:t>
       </w:r>
-      <w:bookmarkEnd w:id="17"/>
+      <w:bookmarkEnd w:id="20"/>
     </w:p>
     <w:p>
       <w:pPr>
@@ -5026,7 +6058,10 @@
         <w:t>This visual supports the dashboard's trade and openness</w:t>
       </w:r>
       <w:r>
-        <w:t xml:space="preserve"> focus area</w:t>
+        <w:t xml:space="preserve"> </w:t>
+      </w:r>
+      <w:r>
+        <w:t>theme</w:t>
       </w:r>
       <w:r>
         <w:t>. It shows that Argentina's external-sector position changes over time and that widening distance between exports and imports can reveal periods of external adjustment or changing exposure. In other words, the domestic macro story cannot be fully understood without reference to the external sector.</w:t>
@@ -5045,11 +6080,14 @@
         <w:jc w:val="both"/>
       </w:pPr>
       <w:r>
+        <w:rPr>
+          <w:noProof/>
+        </w:rPr>
         <w:lastRenderedPageBreak/>
         <w:drawing>
-          <wp:inline distT="0" distB="0" distL="0" distR="0" wp14:anchorId="5487D54E" wp14:editId="32E1DFCA">
+          <wp:inline distT="0" distB="0" distL="0" distR="0" wp14:anchorId="5487D54E" wp14:editId="6F38E67B">
             <wp:extent cx="5731510" cy="3333750"/>
-            <wp:effectExtent l="0" t="0" r="2540" b="0"/>
+            <wp:effectExtent l="19050" t="19050" r="21590" b="19050"/>
             <wp:docPr id="1768870286" name="Picture 1"/>
             <wp:cNvGraphicFramePr>
               <a:graphicFrameLocks xmlns:a="http://schemas.openxmlformats.org/drawingml/2006/main" noChangeAspect="1"/>
@@ -5075,6 +6113,14 @@
                     <a:prstGeom prst="rect">
                       <a:avLst/>
                     </a:prstGeom>
+                    <a:ln>
+                      <a:solidFill>
+                        <a:schemeClr val="tx2">
+                          <a:lumMod val="60000"/>
+                          <a:lumOff val="40000"/>
+                        </a:schemeClr>
+                      </a:solidFill>
+                    </a:ln>
                   </pic:spPr>
                 </pic:pic>
               </a:graphicData>
@@ -5088,7 +6134,7 @@
         <w:pStyle w:val="Caption"/>
         <w:jc w:val="center"/>
       </w:pPr>
-      <w:bookmarkStart w:id="18" w:name="_Toc226459893"/>
+      <w:bookmarkStart w:id="21" w:name="_Toc226472731"/>
       <w:r>
         <w:t xml:space="preserve">Figure </w:t>
       </w:r>
@@ -5101,9 +6147,21 @@
         </w:r>
       </w:fldSimple>
       <w:r>
-        <w:t xml:space="preserve"> Trade Openness Profile</w:t>
-      </w:r>
-      <w:bookmarkEnd w:id="18"/>
+        <w:rPr>
+          <w:noProof/>
+        </w:rPr>
+        <w:t>.</w:t>
+      </w:r>
+      <w:r>
+        <w:t xml:space="preserve"> </w:t>
+      </w:r>
+      <w:r>
+        <w:t>Exports and imports as shares of GDP in Argentina, 2000-2024</w:t>
+      </w:r>
+      <w:r>
+        <w:t>.</w:t>
+      </w:r>
+      <w:bookmarkEnd w:id="21"/>
     </w:p>
     <w:p>
       <w:pPr>
@@ -5113,20 +6171,14 @@
           <w:numId w:val="8"/>
         </w:numPr>
       </w:pPr>
-      <w:bookmarkStart w:id="19" w:name="_Toc226460209"/>
-      <w:r>
-        <w:t xml:space="preserve">Visualisation </w:t>
-      </w:r>
-      <w:r>
-        <w:t>6</w:t>
-      </w:r>
-      <w:r>
-        <w:t xml:space="preserve">: </w:t>
+      <w:bookmarkStart w:id="22" w:name="_Toc226470985"/>
+      <w:r>
+        <w:t xml:space="preserve">Visualisation 6: </w:t>
       </w:r>
       <w:r>
         <w:t>Growth-Inflation Regime Map</w:t>
       </w:r>
-      <w:bookmarkEnd w:id="19"/>
+      <w:bookmarkEnd w:id="22"/>
     </w:p>
     <w:p>
       <w:pPr>
@@ -5180,7 +6232,7 @@
         <w:t xml:space="preserve">This is analytically useful because it gives structure to the relationship between growth and inflation. Instead of treating every year as a disconnected point, the chart suggests that Argentina's macroeconomic history can be interpreted as movement across distinct </w:t>
       </w:r>
       <w:r>
-        <w:t>cycles</w:t>
+        <w:t>regimes</w:t>
       </w:r>
       <w:r>
         <w:t>. Crisis years tend to combine weak growth with stress, recovery years occupy a different part of the chart, and recent instability appears as a separate configuration with very high inflation pressure.</w:t>
@@ -5199,11 +6251,14 @@
         <w:jc w:val="both"/>
       </w:pPr>
       <w:r>
+        <w:rPr>
+          <w:noProof/>
+        </w:rPr>
         <w:lastRenderedPageBreak/>
         <w:drawing>
-          <wp:inline distT="0" distB="0" distL="0" distR="0" wp14:anchorId="4AF31D3D" wp14:editId="365C31A3">
+          <wp:inline distT="0" distB="0" distL="0" distR="0" wp14:anchorId="4AF31D3D" wp14:editId="0EB62A3C">
             <wp:extent cx="5731510" cy="3393440"/>
-            <wp:effectExtent l="0" t="0" r="2540" b="0"/>
+            <wp:effectExtent l="19050" t="19050" r="21590" b="16510"/>
             <wp:docPr id="1486652165" name="Picture 1"/>
             <wp:cNvGraphicFramePr>
               <a:graphicFrameLocks xmlns:a="http://schemas.openxmlformats.org/drawingml/2006/main" noChangeAspect="1"/>
@@ -5229,6 +6284,14 @@
                     <a:prstGeom prst="rect">
                       <a:avLst/>
                     </a:prstGeom>
+                    <a:ln>
+                      <a:solidFill>
+                        <a:schemeClr val="tx2">
+                          <a:lumMod val="60000"/>
+                          <a:lumOff val="40000"/>
+                        </a:schemeClr>
+                      </a:solidFill>
+                    </a:ln>
                   </pic:spPr>
                 </pic:pic>
               </a:graphicData>
@@ -5242,7 +6305,7 @@
         <w:pStyle w:val="Caption"/>
         <w:jc w:val="center"/>
       </w:pPr>
-      <w:bookmarkStart w:id="20" w:name="_Toc226459894"/>
+      <w:bookmarkStart w:id="23" w:name="_Toc226472732"/>
       <w:r>
         <w:t xml:space="preserve">Figure </w:t>
       </w:r>
@@ -5255,12 +6318,21 @@
         </w:r>
       </w:fldSimple>
       <w:r>
+        <w:rPr>
+          <w:noProof/>
+        </w:rPr>
+        <w:t>.</w:t>
+      </w:r>
+      <w:r>
         <w:t xml:space="preserve"> </w:t>
       </w:r>
       <w:r>
-        <w:t>Growth-Inflation Regime Map</w:t>
-      </w:r>
-      <w:bookmarkEnd w:id="20"/>
+        <w:t>Growth-inflation regime map for Argentina, 2000-2024</w:t>
+      </w:r>
+      <w:r>
+        <w:t>.</w:t>
+      </w:r>
+      <w:bookmarkEnd w:id="23"/>
     </w:p>
     <w:p>
       <w:pPr>
@@ -5270,20 +6342,14 @@
           <w:numId w:val="8"/>
         </w:numPr>
       </w:pPr>
-      <w:bookmarkStart w:id="21" w:name="_Toc226460210"/>
-      <w:r>
-        <w:t xml:space="preserve">Visualisation </w:t>
-      </w:r>
-      <w:r>
-        <w:t>7</w:t>
-      </w:r>
-      <w:r>
-        <w:t xml:space="preserve">: </w:t>
+      <w:bookmarkStart w:id="24" w:name="_Toc226470986"/>
+      <w:r>
+        <w:t xml:space="preserve">Visualisation 7: </w:t>
       </w:r>
       <w:r>
         <w:t>Latest Position vs Historical Norm</w:t>
       </w:r>
-      <w:bookmarkEnd w:id="21"/>
+      <w:bookmarkEnd w:id="24"/>
     </w:p>
     <w:p>
       <w:pPr>
@@ -5298,13 +6364,13 @@
         <w:jc w:val="both"/>
       </w:pPr>
       <w:r>
-        <w:t>The visual avoids a common dashboard mistake</w:t>
-      </w:r>
-      <w:r>
-        <w:t xml:space="preserve"> of</w:t>
-      </w:r>
-      <w:r>
-        <w:t xml:space="preserve"> comparing values with different units on the same raw scale. By standardising each series, the chart instead </w:t>
+        <w:t>Th</w:t>
+      </w:r>
+      <w:r>
+        <w:t>is</w:t>
+      </w:r>
+      <w:r>
+        <w:t xml:space="preserve"> visual avoids comparing values with different units on the same raw scale. By standardising each series, the chart instead </w:t>
       </w:r>
       <w:r>
         <w:t>tries to answer</w:t>
@@ -5332,11 +6398,14 @@
         <w:jc w:val="both"/>
       </w:pPr>
       <w:r>
+        <w:rPr>
+          <w:noProof/>
+        </w:rPr>
         <w:lastRenderedPageBreak/>
         <w:drawing>
-          <wp:inline distT="0" distB="0" distL="0" distR="0" wp14:anchorId="2CD1A735" wp14:editId="56809E59">
+          <wp:inline distT="0" distB="0" distL="0" distR="0" wp14:anchorId="2CD1A735" wp14:editId="0950613A">
             <wp:extent cx="5731510" cy="3387090"/>
-            <wp:effectExtent l="0" t="0" r="2540" b="3810"/>
+            <wp:effectExtent l="19050" t="19050" r="21590" b="22860"/>
             <wp:docPr id="1068043167" name="Picture 1"/>
             <wp:cNvGraphicFramePr>
               <a:graphicFrameLocks xmlns:a="http://schemas.openxmlformats.org/drawingml/2006/main" noChangeAspect="1"/>
@@ -5362,6 +6431,14 @@
                     <a:prstGeom prst="rect">
                       <a:avLst/>
                     </a:prstGeom>
+                    <a:ln>
+                      <a:solidFill>
+                        <a:schemeClr val="tx2">
+                          <a:lumMod val="60000"/>
+                          <a:lumOff val="40000"/>
+                        </a:schemeClr>
+                      </a:solidFill>
+                    </a:ln>
                   </pic:spPr>
                 </pic:pic>
               </a:graphicData>
@@ -5375,7 +6452,7 @@
         <w:pStyle w:val="Caption"/>
         <w:jc w:val="center"/>
       </w:pPr>
-      <w:bookmarkStart w:id="22" w:name="_Toc226459895"/>
+      <w:bookmarkStart w:id="25" w:name="_Toc226472733"/>
       <w:r>
         <w:t xml:space="preserve">Figure </w:t>
       </w:r>
@@ -5388,12 +6465,21 @@
         </w:r>
       </w:fldSimple>
       <w:r>
+        <w:rPr>
+          <w:noProof/>
+        </w:rPr>
+        <w:t>.</w:t>
+      </w:r>
+      <w:r>
         <w:t xml:space="preserve"> </w:t>
       </w:r>
       <w:r>
-        <w:t>Latest Position vs Historical Norm</w:t>
-      </w:r>
-      <w:bookmarkEnd w:id="22"/>
+        <w:t>Latest indicator position relative to Argentina's 2000-2024 historical norm</w:t>
+      </w:r>
+      <w:r>
+        <w:t>.</w:t>
+      </w:r>
+      <w:bookmarkEnd w:id="25"/>
     </w:p>
     <w:p>
       <w:pPr>
@@ -5403,20 +6489,14 @@
           <w:numId w:val="8"/>
         </w:numPr>
       </w:pPr>
-      <w:bookmarkStart w:id="23" w:name="_Toc226460211"/>
-      <w:r>
-        <w:t xml:space="preserve">Visualisation </w:t>
-      </w:r>
-      <w:r>
-        <w:t>8</w:t>
-      </w:r>
-      <w:r>
-        <w:t xml:space="preserve">: </w:t>
+      <w:bookmarkStart w:id="26" w:name="_Toc226470987"/>
+      <w:r>
+        <w:t xml:space="preserve">Visualisation 8: </w:t>
       </w:r>
       <w:r>
         <w:t>Indicator Heatmap</w:t>
       </w:r>
-      <w:bookmarkEnd w:id="23"/>
+      <w:bookmarkEnd w:id="26"/>
     </w:p>
     <w:p>
       <w:pPr>
@@ -5447,12 +6527,15 @@
         <w:jc w:val="both"/>
       </w:pPr>
       <w:r>
+        <w:rPr>
+          <w:noProof/>
+        </w:rPr>
         <w:lastRenderedPageBreak/>
         <w:drawing>
-          <wp:inline distT="0" distB="0" distL="0" distR="0" wp14:anchorId="18D52DAE" wp14:editId="72AF324E">
-            <wp:extent cx="5731510" cy="1947545"/>
-            <wp:effectExtent l="0" t="0" r="2540" b="0"/>
-            <wp:docPr id="1158634995" name="Picture 1"/>
+          <wp:inline distT="0" distB="0" distL="0" distR="0" wp14:anchorId="6B64EA80" wp14:editId="2B1BA269">
+            <wp:extent cx="5731510" cy="1901825"/>
+            <wp:effectExtent l="19050" t="19050" r="21590" b="22225"/>
+            <wp:docPr id="142527720" name="Picture 1"/>
             <wp:cNvGraphicFramePr>
               <a:graphicFrameLocks xmlns:a="http://schemas.openxmlformats.org/drawingml/2006/main" noChangeAspect="1"/>
             </wp:cNvGraphicFramePr>
@@ -5460,7 +6543,7 @@
               <a:graphicData uri="http://schemas.openxmlformats.org/drawingml/2006/picture">
                 <pic:pic xmlns:pic="http://schemas.openxmlformats.org/drawingml/2006/picture">
                   <pic:nvPicPr>
-                    <pic:cNvPr id="1158634995" name=""/>
+                    <pic:cNvPr id="142527720" name=""/>
                     <pic:cNvPicPr/>
                   </pic:nvPicPr>
                   <pic:blipFill>
@@ -5472,11 +6555,19 @@
                   <pic:spPr>
                     <a:xfrm>
                       <a:off x="0" y="0"/>
-                      <a:ext cx="5731510" cy="1947545"/>
+                      <a:ext cx="5731510" cy="1901825"/>
                     </a:xfrm>
                     <a:prstGeom prst="rect">
                       <a:avLst/>
                     </a:prstGeom>
+                    <a:ln>
+                      <a:solidFill>
+                        <a:schemeClr val="tx2">
+                          <a:lumMod val="60000"/>
+                          <a:lumOff val="40000"/>
+                        </a:schemeClr>
+                      </a:solidFill>
+                    </a:ln>
                   </pic:spPr>
                 </pic:pic>
               </a:graphicData>
@@ -5490,7 +6581,7 @@
         <w:pStyle w:val="Caption"/>
         <w:jc w:val="center"/>
       </w:pPr>
-      <w:bookmarkStart w:id="24" w:name="_Toc226459896"/>
+      <w:bookmarkStart w:id="27" w:name="_Toc226472734"/>
       <w:r>
         <w:t xml:space="preserve">Figure </w:t>
       </w:r>
@@ -5503,9 +6594,21 @@
         </w:r>
       </w:fldSimple>
       <w:r>
-        <w:t xml:space="preserve"> Indicator Heatmap</w:t>
-      </w:r>
-      <w:bookmarkEnd w:id="24"/>
+        <w:rPr>
+          <w:noProof/>
+        </w:rPr>
+        <w:t>.</w:t>
+      </w:r>
+      <w:r>
+        <w:t xml:space="preserve"> </w:t>
+      </w:r>
+      <w:r>
+        <w:t>Normalized indicator heatmap for Argentina, 2000-2024</w:t>
+      </w:r>
+      <w:r>
+        <w:t>.</w:t>
+      </w:r>
+      <w:bookmarkEnd w:id="27"/>
     </w:p>
     <w:p>
       <w:pPr>
@@ -5515,11 +6618,11 @@
           <w:numId w:val="1"/>
         </w:numPr>
       </w:pPr>
-      <w:bookmarkStart w:id="25" w:name="_Toc226460212"/>
+      <w:bookmarkStart w:id="28" w:name="_Toc226470988"/>
       <w:r>
         <w:t>Conclusion</w:t>
       </w:r>
-      <w:bookmarkEnd w:id="25"/>
+      <w:bookmarkEnd w:id="28"/>
     </w:p>
     <w:p>
       <w:pPr>
@@ -5534,7 +6637,13 @@
         <w:jc w:val="both"/>
       </w:pPr>
       <w:r>
-        <w:t>The WDI data set was an appropriate source because it offered broad coverage, consistent definitions, and enough historical depth to support a multi-panel dashboard. At the same time, the report has identified important limitations, including annual frequency, mixed units, nominal measures, and the use of GDP deflator inflation as a proxy for price pressure. These limitations were not ignored; instead, they directly informed the visual design choices used in the dashboard.</w:t>
+        <w:t>The WDI data set was an appropriate source because it offered broad coverage, consistent definitions, and enough historical depth to support a multi-panel dashboard</w:t>
+      </w:r>
+      <w:r>
+        <w:t xml:space="preserve"> [1,3]</w:t>
+      </w:r>
+      <w:r>
+        <w:t>. At the same time, the report has identified important limitations, including annual frequency, mixed units, nominal measures, and the use of GDP deflator inflation as a proxy for price pressure. These limitations were not ignored; instead, they directly informed the visual design choices used in the dashboard.</w:t>
       </w:r>
     </w:p>
     <w:p>
@@ -5562,12 +6671,12 @@
       <w:pPr>
         <w:pStyle w:val="Heading1"/>
       </w:pPr>
-      <w:bookmarkStart w:id="26" w:name="_Toc226460213"/>
+      <w:bookmarkStart w:id="29" w:name="_Toc226470989"/>
       <w:r>
         <w:lastRenderedPageBreak/>
         <w:t>References</w:t>
       </w:r>
-      <w:bookmarkEnd w:id="26"/>
+      <w:bookmarkEnd w:id="29"/>
     </w:p>
     <w:p>
       <w:pPr>
@@ -8692,6 +9801,7 @@
   <w:style w:type="paragraph" w:default="1" w:styleId="Normal">
     <w:name w:val="Normal"/>
     <w:qFormat/>
+    <w:rsid w:val="007C6BA2"/>
   </w:style>
   <w:style w:type="paragraph" w:styleId="Heading1">
     <w:name w:val="heading 1"/>
@@ -8742,7 +9852,6 @@
     <w:next w:val="Normal"/>
     <w:link w:val="Heading3Char"/>
     <w:uiPriority w:val="9"/>
-    <w:semiHidden/>
     <w:unhideWhenUsed/>
     <w:qFormat/>
     <w:rsid w:val="00775937"/>
@@ -8894,7 +10003,6 @@
   <w:style w:type="character" w:default="1" w:styleId="DefaultParagraphFont">
     <w:name w:val="Default Paragraph Font"/>
     <w:uiPriority w:val="1"/>
-    <w:semiHidden/>
     <w:unhideWhenUsed/>
   </w:style>
   <w:style w:type="table" w:default="1" w:styleId="TableNormal">
@@ -8949,7 +10057,6 @@
     <w:basedOn w:val="DefaultParagraphFont"/>
     <w:link w:val="Heading3"/>
     <w:uiPriority w:val="9"/>
-    <w:semiHidden/>
     <w:rsid w:val="00775937"/>
     <w:rPr>
       <w:rFonts w:eastAsiaTheme="majorEastAsia" w:cstheme="majorBidi"/>
@@ -9324,6 +10431,138 @@
       <w:spacing w:after="0"/>
     </w:pPr>
   </w:style>
+  <w:style w:type="paragraph" w:styleId="NormalWeb">
+    <w:name w:val="Normal (Web)"/>
+    <w:basedOn w:val="Normal"/>
+    <w:uiPriority w:val="99"/>
+    <w:semiHidden/>
+    <w:unhideWhenUsed/>
+    <w:rsid w:val="003B0DBF"/>
+    <w:pPr>
+      <w:spacing w:before="100" w:beforeAutospacing="1" w:after="100" w:afterAutospacing="1" w:line="240" w:lineRule="auto"/>
+    </w:pPr>
+    <w:rPr>
+      <w:rFonts w:ascii="Times New Roman" w:eastAsia="Times New Roman" w:hAnsi="Times New Roman" w:cs="Times New Roman"/>
+      <w:kern w:val="0"/>
+      <w:lang w:eastAsia="en-GB"/>
+      <w14:ligatures w14:val="none"/>
+    </w:rPr>
+  </w:style>
+  <w:style w:type="character" w:styleId="Strong">
+    <w:name w:val="Strong"/>
+    <w:basedOn w:val="DefaultParagraphFont"/>
+    <w:uiPriority w:val="22"/>
+    <w:qFormat/>
+    <w:rsid w:val="003B0DBF"/>
+    <w:rPr>
+      <w:b/>
+      <w:bCs/>
+    </w:rPr>
+  </w:style>
+  <w:style w:type="character" w:styleId="HTMLCode">
+    <w:name w:val="HTML Code"/>
+    <w:basedOn w:val="DefaultParagraphFont"/>
+    <w:uiPriority w:val="99"/>
+    <w:semiHidden/>
+    <w:unhideWhenUsed/>
+    <w:rsid w:val="003B0DBF"/>
+    <w:rPr>
+      <w:rFonts w:ascii="Courier New" w:eastAsia="Times New Roman" w:hAnsi="Courier New" w:cs="Courier New"/>
+      <w:sz w:val="20"/>
+      <w:szCs w:val="20"/>
+    </w:rPr>
+  </w:style>
+  <w:style w:type="table" w:styleId="GridTable1Light">
+    <w:name w:val="Grid Table 1 Light"/>
+    <w:basedOn w:val="TableNormal"/>
+    <w:uiPriority w:val="46"/>
+    <w:rsid w:val="007C7A81"/>
+    <w:pPr>
+      <w:spacing w:after="0" w:line="240" w:lineRule="auto"/>
+    </w:pPr>
+    <w:tblPr>
+      <w:tblStyleRowBandSize w:val="1"/>
+      <w:tblStyleColBandSize w:val="1"/>
+      <w:tblBorders>
+        <w:top w:val="single" w:sz="4" w:space="0" w:color="999999" w:themeColor="text1" w:themeTint="66"/>
+        <w:left w:val="single" w:sz="4" w:space="0" w:color="999999" w:themeColor="text1" w:themeTint="66"/>
+        <w:bottom w:val="single" w:sz="4" w:space="0" w:color="999999" w:themeColor="text1" w:themeTint="66"/>
+        <w:right w:val="single" w:sz="4" w:space="0" w:color="999999" w:themeColor="text1" w:themeTint="66"/>
+        <w:insideH w:val="single" w:sz="4" w:space="0" w:color="999999" w:themeColor="text1" w:themeTint="66"/>
+        <w:insideV w:val="single" w:sz="4" w:space="0" w:color="999999" w:themeColor="text1" w:themeTint="66"/>
+      </w:tblBorders>
+    </w:tblPr>
+    <w:tblStylePr w:type="firstRow">
+      <w:rPr>
+        <w:b/>
+        <w:bCs/>
+      </w:rPr>
+      <w:tblPr/>
+      <w:tcPr>
+        <w:tcBorders>
+          <w:bottom w:val="single" w:sz="12" w:space="0" w:color="666666" w:themeColor="text1" w:themeTint="99"/>
+        </w:tcBorders>
+      </w:tcPr>
+    </w:tblStylePr>
+    <w:tblStylePr w:type="lastRow">
+      <w:rPr>
+        <w:b/>
+        <w:bCs/>
+      </w:rPr>
+      <w:tblPr/>
+      <w:tcPr>
+        <w:tcBorders>
+          <w:top w:val="double" w:sz="2" w:space="0" w:color="666666" w:themeColor="text1" w:themeTint="99"/>
+        </w:tcBorders>
+      </w:tcPr>
+    </w:tblStylePr>
+    <w:tblStylePr w:type="firstCol">
+      <w:rPr>
+        <w:b/>
+        <w:bCs/>
+      </w:rPr>
+    </w:tblStylePr>
+    <w:tblStylePr w:type="lastCol">
+      <w:rPr>
+        <w:b/>
+        <w:bCs/>
+      </w:rPr>
+    </w:tblStylePr>
+  </w:style>
+  <w:style w:type="paragraph" w:styleId="NoSpacing">
+    <w:name w:val="No Spacing"/>
+    <w:uiPriority w:val="1"/>
+    <w:qFormat/>
+    <w:rsid w:val="007C7A81"/>
+    <w:pPr>
+      <w:spacing w:after="0" w:line="240" w:lineRule="auto"/>
+    </w:pPr>
+  </w:style>
+  <w:style w:type="paragraph" w:styleId="TOC3">
+    <w:name w:val="toc 3"/>
+    <w:basedOn w:val="Normal"/>
+    <w:next w:val="Normal"/>
+    <w:autoRedefine/>
+    <w:uiPriority w:val="39"/>
+    <w:unhideWhenUsed/>
+    <w:rsid w:val="00507DA5"/>
+    <w:pPr>
+      <w:spacing w:after="100"/>
+      <w:ind w:left="480"/>
+    </w:pPr>
+  </w:style>
+  <w:style w:type="character" w:styleId="FollowedHyperlink">
+    <w:name w:val="FollowedHyperlink"/>
+    <w:basedOn w:val="DefaultParagraphFont"/>
+    <w:uiPriority w:val="99"/>
+    <w:semiHidden/>
+    <w:unhideWhenUsed/>
+    <w:rsid w:val="00D9717F"/>
+    <w:rPr>
+      <w:color w:val="954F72" w:themeColor="followedHyperlink"/>
+      <w:u w:val="single"/>
+    </w:rPr>
+  </w:style>
 </w:styles>
 </file>
 

--- a/report/Data-Visualisation-Project-Report.docx
+++ b/report/Data-Visualisation-Project-Report.docx
@@ -5455,8 +5455,13 @@
       <w:pPr>
         <w:jc w:val="both"/>
       </w:pPr>
-      <w:r>
-        <w:t>At a glance, the cards show that Argentina’s macroeconomic picture remains under pressure</w:t>
+      <w:proofErr w:type="gramStart"/>
+      <w:r>
+        <w:t>At a glance</w:t>
+      </w:r>
+      <w:proofErr w:type="gramEnd"/>
+      <w:r>
+        <w:t>, the cards show that Argentina’s macroeconomic picture remains under pressure</w:t>
       </w:r>
       <w:r>
         <w:t>,</w:t>
@@ -5487,14 +5492,11 @@
     </w:p>
     <w:p>
       <w:r>
-        <w:rPr>
-          <w:noProof/>
-        </w:rPr>
         <w:drawing>
-          <wp:inline distT="0" distB="0" distL="0" distR="0" wp14:anchorId="6FD641CD" wp14:editId="6B082051">
-            <wp:extent cx="5731510" cy="1140460"/>
-            <wp:effectExtent l="19050" t="19050" r="21590" b="21590"/>
-            <wp:docPr id="371564686" name="Picture 1"/>
+          <wp:inline distT="0" distB="0" distL="0" distR="0" wp14:anchorId="52BBABD5" wp14:editId="086D0FBF">
+            <wp:extent cx="5731510" cy="1209040"/>
+            <wp:effectExtent l="0" t="0" r="2540" b="0"/>
+            <wp:docPr id="580711400" name="Picture 1"/>
             <wp:cNvGraphicFramePr>
               <a:graphicFrameLocks xmlns:a="http://schemas.openxmlformats.org/drawingml/2006/main" noChangeAspect="1"/>
             </wp:cNvGraphicFramePr>
@@ -5502,7 +5504,7 @@
               <a:graphicData uri="http://schemas.openxmlformats.org/drawingml/2006/picture">
                 <pic:pic xmlns:pic="http://schemas.openxmlformats.org/drawingml/2006/picture">
                   <pic:nvPicPr>
-                    <pic:cNvPr id="371564686" name=""/>
+                    <pic:cNvPr id="580711400" name=""/>
                     <pic:cNvPicPr/>
                   </pic:nvPicPr>
                   <pic:blipFill>
@@ -5514,19 +5516,11 @@
                   <pic:spPr>
                     <a:xfrm>
                       <a:off x="0" y="0"/>
-                      <a:ext cx="5731510" cy="1140460"/>
+                      <a:ext cx="5731510" cy="1209040"/>
                     </a:xfrm>
                     <a:prstGeom prst="rect">
                       <a:avLst/>
                     </a:prstGeom>
-                    <a:ln>
-                      <a:solidFill>
-                        <a:schemeClr val="tx2">
-                          <a:lumMod val="60000"/>
-                          <a:lumOff val="40000"/>
-                        </a:schemeClr>
-                      </a:solidFill>
-                    </a:ln>
                   </pic:spPr>
                 </pic:pic>
               </a:graphicData>
@@ -10003,6 +9997,7 @@
   <w:style w:type="character" w:default="1" w:styleId="DefaultParagraphFont">
     <w:name w:val="Default Paragraph Font"/>
     <w:uiPriority w:val="1"/>
+    <w:semiHidden/>
     <w:unhideWhenUsed/>
   </w:style>
   <w:style w:type="table" w:default="1" w:styleId="TableNormal">
